--- a/PRP申請書類 自動転記ツール/99_data/テンプレート/SOP/16-13【P】品質リスクマネジメント手順書.docx
+++ b/PRP申請書類 自動転記ツール/99_data/テンプレート/SOP/16-13【P】品質リスクマネジメント手順書.docx
@@ -1,6 +1,6 @@
 
 <file path=word/document.xml><?xml version="1.0" encoding="utf-8"?>
-<w:document xmlns:wpc="http://schemas.microsoft.com/office/word/2010/wordprocessingCanvas" xmlns:cx="http://schemas.microsoft.com/office/drawing/2014/chartex" xmlns:cx1="http://schemas.microsoft.com/office/drawing/2015/9/8/chartex" xmlns:cx2="http://schemas.microsoft.com/office/drawing/2015/10/21/chartex" xmlns:cx3="http://schemas.microsoft.com/office/drawing/2016/5/9/chartex" xmlns:cx4="http://schemas.microsoft.com/office/drawing/2016/5/10/chartex" xmlns:cx5="http://schemas.microsoft.com/office/drawing/2016/5/11/chartex" xmlns:cx6="http://schemas.microsoft.com/office/drawing/2016/5/12/chartex" xmlns:cx7="http://schemas.microsoft.com/office/drawing/2016/5/13/chartex" xmlns:cx8="http://schemas.microsoft.com/office/drawing/2016/5/14/chartex" xmlns:mc="http://schemas.openxmlformats.org/markup-compatibility/2006" xmlns:aink="http://schemas.microsoft.com/office/drawing/2016/ink" xmlns:am3d="http://schemas.microsoft.com/office/drawing/2017/model3d" xmlns:o="urn:schemas-microsoft-com:office:office" xmlns:oel="http://schemas.microsoft.com/office/2019/extlst" xmlns:r="http://schemas.openxmlformats.org/officeDocument/2006/relationships" xmlns:m="http://schemas.openxmlformats.org/officeDocument/2006/math" xmlns:v="urn:schemas-microsoft-com:vml" xmlns:wp14="http://schemas.microsoft.com/office/word/2010/wordprocessingDrawing" xmlns:wp="http://schemas.openxmlformats.org/drawingml/2006/wordprocessingDrawing" xmlns:w10="urn:schemas-microsoft-com:office:word" xmlns:w="http://schemas.openxmlformats.org/wordprocessingml/2006/main" xmlns:w14="http://schemas.microsoft.com/office/word/2010/wordml" xmlns:w15="http://schemas.microsoft.com/office/word/2012/wordml" xmlns:w16cex="http://schemas.microsoft.com/office/word/2018/wordml/cex" xmlns:w16cid="http://schemas.microsoft.com/office/word/2016/wordml/cid" xmlns:w16="http://schemas.microsoft.com/office/word/2018/wordml" xmlns:w16du="http://schemas.microsoft.com/office/word/2023/wordml/word16du" xmlns:w16sdtdh="http://schemas.microsoft.com/office/word/2020/wordml/sdtdatahash" xmlns:w16sdtfl="http://schemas.microsoft.com/office/word/2024/wordml/sdtformatlock" xmlns:w16se="http://schemas.microsoft.com/office/word/2015/wordml/symex" xmlns:wpg="http://schemas.microsoft.com/office/word/2010/wordprocessingGroup" xmlns:wpi="http://schemas.microsoft.com/office/word/2010/wordprocessingInk" xmlns:wne="http://schemas.microsoft.com/office/word/2006/wordml" xmlns:wps="http://schemas.microsoft.com/office/word/2010/wordprocessingShape" mc:Ignorable="w14 w15 w16se w16cid w16 w16cex w16sdtdh w16sdtfl w16du wp14">
+<w:document xmlns:wpc="http://schemas.microsoft.com/office/word/2010/wordprocessingCanvas" xmlns:mc="http://schemas.openxmlformats.org/markup-compatibility/2006" xmlns:o="urn:schemas-microsoft-com:office:office" xmlns:r="http://schemas.openxmlformats.org/officeDocument/2006/relationships" xmlns:m="http://schemas.openxmlformats.org/officeDocument/2006/math" xmlns:v="urn:schemas-microsoft-com:vml" xmlns:wp14="http://schemas.microsoft.com/office/word/2010/wordprocessingDrawing" xmlns:wp="http://schemas.openxmlformats.org/drawingml/2006/wordprocessingDrawing" xmlns:w10="urn:schemas-microsoft-com:office:word" xmlns:w="http://schemas.openxmlformats.org/wordprocessingml/2006/main" xmlns:w14="http://schemas.microsoft.com/office/word/2010/wordml" xmlns:wpg="http://schemas.microsoft.com/office/word/2010/wordprocessingGroup" xmlns:wpi="http://schemas.microsoft.com/office/word/2010/wordprocessingInk" xmlns:wne="http://schemas.microsoft.com/office/word/2006/wordml" xmlns:wps="http://schemas.microsoft.com/office/word/2010/wordprocessingShape" mc:Ignorable="w14 wp14">
   <w:body>
     <w:p>
       <w:pPr>
@@ -286,7 +286,7 @@
               </wp:anchor>
             </w:drawing>
           </mc:Choice>
-          <mc:Fallback>
+          <mc:Fallback xmlns:w16se="http://schemas.microsoft.com/office/word/2015/wordml/symex" xmlns:w16sdtfl="http://schemas.microsoft.com/office/word/2024/wordml/sdtformatlock" xmlns:w16sdtdh="http://schemas.microsoft.com/office/word/2020/wordml/sdtdatahash" xmlns:w16du="http://schemas.microsoft.com/office/word/2023/wordml/word16du" xmlns:w16="http://schemas.microsoft.com/office/word/2018/wordml" xmlns:w16cid="http://schemas.microsoft.com/office/word/2016/wordml/cid" xmlns:w16cex="http://schemas.microsoft.com/office/word/2018/wordml/cex" xmlns:w15="http://schemas.microsoft.com/office/word/2012/wordml" xmlns:oel="http://schemas.microsoft.com/office/2019/extlst" xmlns:am3d="http://schemas.microsoft.com/office/drawing/2017/model3d" xmlns:aink="http://schemas.microsoft.com/office/drawing/2016/ink" xmlns:cx8="http://schemas.microsoft.com/office/drawing/2016/5/14/chartex" xmlns:cx7="http://schemas.microsoft.com/office/drawing/2016/5/13/chartex" xmlns:cx6="http://schemas.microsoft.com/office/drawing/2016/5/12/chartex" xmlns:cx5="http://schemas.microsoft.com/office/drawing/2016/5/11/chartex" xmlns:cx4="http://schemas.microsoft.com/office/drawing/2016/5/10/chartex" xmlns:cx3="http://schemas.microsoft.com/office/drawing/2016/5/9/chartex" xmlns:cx2="http://schemas.microsoft.com/office/drawing/2015/10/21/chartex" xmlns:cx1="http://schemas.microsoft.com/office/drawing/2015/9/8/chartex" xmlns:cx="http://schemas.microsoft.com/office/drawing/2014/chartex">
             <w:pict>
               <v:group w14:anchorId="034FC239" id="Group 11" o:spid="_x0000_s1026" style="position:absolute;margin-left:87pt;margin-top:73.2pt;width:458.9pt;height:681.85pt;z-index:-251657216;mso-position-horizontal-relative:page;mso-position-vertical-relative:page" coordorigin="1732,1459" coordsize="9178,13637" o:gfxdata="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">
                 <v:group id="Group 14" o:spid="_x0000_s1027" style="position:absolute;left:2692;top:4183;width:6864;height:744" coordorigin="2692,4183" coordsize="6864,744" o:gfxdata="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">
@@ -1057,37 +1057,101 @@
       </w:tr>
       <w:tr>
         <w:trPr>
-          <w:trHeight w:val="1331"/>
+          <w:trHeight w:val="1415"/>
         </w:trPr>
         <w:tc>
           <w:tcPr>
-            <w:tcW w:w="5040" w:type="dxa"/>
-            <w:gridSpan w:val="2"/>
-            <w:tcBorders>
-              <w:bottom w:val="single" w:sz="4" w:space="0" w:color="auto"/>
-            </w:tcBorders>
+            <w:tcW w:w="2520" w:type="dxa"/>
+            <w:vAlign w:val="center"/>
           </w:tcPr>
           <w:p>
             <w:pPr>
               <w:jc w:val="center"/>
               <w:rPr>
                 <w:rFonts w:ascii="ＭＳ ゴシック" w:eastAsia="ＭＳ ゴシック" w:hAnsi="ＭＳ ゴシック"/>
-                <w:color w:val="FF0000"/>
+                <w:color w:val="000000"/>
+                <w:lang w:eastAsia="zh-TW"/>
+              </w:rPr>
+            </w:pPr>
+            <w:r>
+              <w:rPr>
+                <w:rFonts w:ascii="ＭＳ ゴシック" w:eastAsia="ＭＳ ゴシック" w:hAnsi="ＭＳ ゴシック"/>
+                <w:color w:val="00B050"/>
+                <w:sz w:val="20"/>
+                <w:szCs w:val="20"/>
                 <w:lang w:eastAsia="ja-JP"/>
               </w:rPr>
-            </w:pPr>
+              <w:t>{{</w:t>
+            </w:r>
             <w:r>
               <w:rPr>
                 <w:rFonts w:ascii="ＭＳ ゴシック" w:eastAsia="ＭＳ ゴシック" w:hAnsi="ＭＳ ゴシック" w:hint="eastAsia"/>
                 <w:color w:val="00B050"/>
+                <w:sz w:val="20"/>
+                <w:szCs w:val="20"/>
                 <w:lang w:eastAsia="ja-JP"/>
               </w:rPr>
-              <w:t>{{特定細胞加工物製造事業者の名称}}</w:t>
+              <w:t>製造責任者（通常、院長や再生医療をご担当される責任者）</w:t>
             </w:r>
+            <w:r>
+              <w:rPr>
+                <w:rFonts w:ascii="ＭＳ ゴシック" w:eastAsia="ＭＳ ゴシック" w:hAnsi="ＭＳ ゴシック"/>
+                <w:color w:val="00B050"/>
+                <w:sz w:val="20"/>
+                <w:szCs w:val="20"/>
+                <w:lang w:eastAsia="ja-JP"/>
+              </w:rPr>
+              <w:t>}}</w:t>
+            </w:r>
+          </w:p>
+        </w:tc>
+        <w:tc>
+          <w:tcPr>
+            <w:tcW w:w="2520" w:type="dxa"/>
+            <w:vAlign w:val="center"/>
+          </w:tcPr>
+          <w:p>
+            <w:pPr>
+              <w:jc w:val="center"/>
+              <w:rPr>
+                <w:rFonts w:ascii="ＭＳ ゴシック" w:eastAsia="ＭＳ ゴシック" w:hAnsi="ＭＳ ゴシック"/>
+                <w:color w:val="000000"/>
+                <w:lang w:eastAsia="ja-JP"/>
+              </w:rPr>
+            </w:pPr>
+            <w:r>
+              <w:rPr>
+                <w:rFonts w:ascii="ＭＳ ゴシック" w:eastAsia="ＭＳ ゴシック" w:hAnsi="ＭＳ ゴシック"/>
+                <w:color w:val="00B050"/>
+                <w:sz w:val="20"/>
+                <w:szCs w:val="20"/>
+                <w:lang w:eastAsia="ja-JP"/>
+              </w:rPr>
+              <w:t>{{</w:t>
+            </w:r>
+            <w:r>
+              <w:rPr>
+                <w:rFonts w:ascii="ＭＳ ゴシック" w:eastAsia="ＭＳ ゴシック" w:hAnsi="ＭＳ ゴシック" w:hint="eastAsia"/>
+                <w:color w:val="00B050"/>
+                <w:sz w:val="20"/>
+                <w:szCs w:val="20"/>
+                <w:lang w:eastAsia="ja-JP"/>
+              </w:rPr>
+              <w:t>管理者（院長/病院長）</w:t>
+            </w:r>
+            <w:r>
+              <w:rPr>
+                <w:rFonts w:ascii="ＭＳ ゴシック" w:eastAsia="ＭＳ ゴシック" w:hAnsi="ＭＳ ゴシック"/>
+                <w:color w:val="00B050"/>
+                <w:sz w:val="20"/>
+                <w:szCs w:val="20"/>
+                <w:lang w:eastAsia="ja-JP"/>
+              </w:rPr>
+              <w:t>}}</w:t>
+            </w:r>
           </w:p>
         </w:tc>
       </w:tr>
-      <w:bookmarkEnd w:id="0"/>
     </w:tbl>
     <w:p>
       <w:pPr>
@@ -1100,6 +1164,9 @@
           <w:lang w:eastAsia="ja-JP"/>
         </w:rPr>
       </w:pPr>
+      <w:bookmarkStart w:id="1" w:name="_GoBack"/>
+      <w:bookmarkEnd w:id="0"/>
+      <w:bookmarkEnd w:id="1"/>
     </w:p>
     <w:p>
       <w:pPr>
@@ -1112,10 +1179,10 @@
           <w:lang w:eastAsia="ja-JP"/>
         </w:rPr>
         <w:sectPr>
-          <w:footerReference w:type="default" r:id="rId11"/>
-          <w:headerReference w:type="default" r:id="rId16"/>
-          <w:headerReference w:type="first" r:id="rId17"/>
-          <w:footerReference w:type="first" r:id="rId18"/>
+          <w:headerReference w:type="default" r:id="rId12"/>
+          <w:footerReference w:type="default" r:id="rId13"/>
+          <w:headerReference w:type="first" r:id="rId14"/>
+          <w:footerReference w:type="first" r:id="rId15"/>
           <w:pgSz w:w="11900" w:h="16840"/>
           <w:pgMar w:top="1580" w:right="1680" w:bottom="1240" w:left="1680" w:header="720" w:footer="1052" w:gutter="0"/>
           <w:cols w:space="720"/>
@@ -1168,6 +1235,7 @@
           <w:rFonts w:ascii="ＭＳ 明朝" w:hAnsi="ＭＳ 明朝" w:cs="ＭＳ 明朝"/>
         </w:rPr>
       </w:pPr>
+      <w:proofErr w:type="spellStart"/>
       <w:r>
         <w:rPr>
           <w:rFonts w:ascii="ＭＳ 明朝" w:hAnsi="ＭＳ 明朝" w:cs="ＭＳ 明朝"/>
@@ -1175,6 +1243,7 @@
         </w:rPr>
         <w:t>改訂履歴表</w:t>
       </w:r>
+      <w:proofErr w:type="spellEnd"/>
     </w:p>
     <w:p>
       <w:pPr>
@@ -1239,6 +1308,7 @@
                 <w:rFonts w:ascii="ＭＳ 明朝" w:hAnsi="ＭＳ 明朝" w:cs="ＭＳ 明朝"/>
               </w:rPr>
             </w:pPr>
+            <w:proofErr w:type="spellStart"/>
             <w:r>
               <w:rPr>
                 <w:rFonts w:ascii="ＭＳ 明朝" w:hAnsi="ＭＳ 明朝" w:cs="ＭＳ 明朝"/>
@@ -1246,6 +1316,7 @@
               </w:rPr>
               <w:t>版番号及び</w:t>
             </w:r>
+            <w:proofErr w:type="spellEnd"/>
           </w:p>
           <w:p>
             <w:pPr>
@@ -1257,12 +1328,14 @@
                 <w:rFonts w:ascii="ＭＳ 明朝" w:hAnsi="ＭＳ 明朝" w:cs="ＭＳ 明朝"/>
               </w:rPr>
             </w:pPr>
+            <w:proofErr w:type="spellStart"/>
             <w:r>
               <w:rPr>
                 <w:rFonts w:ascii="ＭＳ 明朝" w:hAnsi="ＭＳ 明朝" w:cs="ＭＳ 明朝"/>
               </w:rPr>
               <w:t>改訂番号</w:t>
             </w:r>
+            <w:proofErr w:type="spellEnd"/>
           </w:p>
         </w:tc>
         <w:tc>
@@ -1284,6 +1357,7 @@
                 <w:rFonts w:ascii="ＭＳ 明朝" w:hAnsi="ＭＳ 明朝" w:cs="ＭＳ 明朝"/>
               </w:rPr>
             </w:pPr>
+            <w:proofErr w:type="spellStart"/>
             <w:r>
               <w:rPr>
                 <w:rFonts w:ascii="ＭＳ 明朝" w:hAnsi="ＭＳ 明朝" w:cs="ＭＳ 明朝"/>
@@ -1291,6 +1365,7 @@
               </w:rPr>
               <w:t>年月日</w:t>
             </w:r>
+            <w:proofErr w:type="spellEnd"/>
           </w:p>
         </w:tc>
         <w:tc>
@@ -1312,6 +1387,7 @@
                 <w:rFonts w:ascii="ＭＳ 明朝" w:hAnsi="ＭＳ 明朝" w:cs="ＭＳ 明朝"/>
               </w:rPr>
             </w:pPr>
+            <w:proofErr w:type="spellStart"/>
             <w:r>
               <w:rPr>
                 <w:rFonts w:ascii="ＭＳ 明朝" w:hAnsi="ＭＳ 明朝" w:cs="ＭＳ 明朝"/>
@@ -1319,6 +1395,7 @@
               </w:rPr>
               <w:t>改訂内容</w:t>
             </w:r>
+            <w:proofErr w:type="spellEnd"/>
           </w:p>
         </w:tc>
         <w:tc>
@@ -1341,6 +1418,7 @@
                 <w:rFonts w:ascii="ＭＳ 明朝" w:hAnsi="ＭＳ 明朝" w:cs="ＭＳ 明朝"/>
               </w:rPr>
             </w:pPr>
+            <w:proofErr w:type="spellStart"/>
             <w:r>
               <w:rPr>
                 <w:rFonts w:ascii="ＭＳ 明朝" w:hAnsi="ＭＳ 明朝" w:cs="ＭＳ 明朝"/>
@@ -1348,6 +1426,7 @@
               </w:rPr>
               <w:t>改訂理由</w:t>
             </w:r>
+            <w:proofErr w:type="spellEnd"/>
           </w:p>
         </w:tc>
       </w:tr>
@@ -1415,7 +1494,27 @@
                 <w:sz w:val="21"/>
                 <w:szCs w:val="21"/>
               </w:rPr>
-              <w:t>{{作業日スラッシュ}}</w:t>
+              <w:t>{{</w:t>
+            </w:r>
+            <w:proofErr w:type="spellStart"/>
+            <w:r>
+              <w:rPr>
+                <w:rFonts w:ascii="ＭＳ 明朝" w:hAnsi="ＭＳ 明朝"/>
+                <w:color w:val="00B050"/>
+                <w:sz w:val="21"/>
+                <w:szCs w:val="21"/>
+              </w:rPr>
+              <w:t>作業日スラッシュ</w:t>
+            </w:r>
+            <w:proofErr w:type="spellEnd"/>
+            <w:r>
+              <w:rPr>
+                <w:rFonts w:ascii="ＭＳ 明朝" w:hAnsi="ＭＳ 明朝"/>
+                <w:color w:val="00B050"/>
+                <w:sz w:val="21"/>
+                <w:szCs w:val="21"/>
+              </w:rPr>
+              <w:t>}}</w:t>
             </w:r>
           </w:p>
         </w:tc>
@@ -1441,6 +1540,7 @@
                 <w:szCs w:val="21"/>
               </w:rPr>
             </w:pPr>
+            <w:proofErr w:type="spellStart"/>
             <w:r>
               <w:rPr>
                 <w:rFonts w:ascii="ＭＳ 明朝" w:hAnsi="ＭＳ 明朝" w:cs="ＭＳ 明朝"/>
@@ -1450,6 +1550,7 @@
               </w:rPr>
               <w:t>制定</w:t>
             </w:r>
+            <w:proofErr w:type="spellEnd"/>
           </w:p>
         </w:tc>
         <w:tc>
@@ -6605,7 +6706,7 @@
           <w:szCs w:val="21"/>
         </w:rPr>
         <w:sectPr>
-          <w:headerReference w:type="default" r:id="rId12"/>
+          <w:headerReference w:type="default" r:id="rId16"/>
           <w:pgSz w:w="11906" w:h="16838"/>
           <w:pgMar w:top="1985" w:right="991" w:bottom="993" w:left="1701" w:header="708" w:footer="708" w:gutter="0"/>
           <w:pgNumType w:start="3"/>
@@ -6634,6 +6735,7 @@
           <w:sz w:val="21"/>
           <w:szCs w:val="21"/>
         </w:rPr>
+        <w:lastRenderedPageBreak/>
         <w:tab/>
       </w:r>
       <w:r>
@@ -7709,7 +7811,7 @@
       </w:pPr>
     </w:p>
     <w:sectPr>
-      <w:headerReference w:type="default" r:id="rId13"/>
+      <w:headerReference w:type="default" r:id="rId17"/>
       <w:pgSz w:w="11906" w:h="16838"/>
       <w:pgMar w:top="1985" w:right="991" w:bottom="993" w:left="1701" w:header="708" w:footer="708" w:gutter="0"/>
       <w:pgNumType w:start="3"/>
@@ -7721,7 +7823,7 @@
 </file>
 
 <file path=word/endnotes.xml><?xml version="1.0" encoding="utf-8"?>
-<w:endnotes xmlns:wpc="http://schemas.microsoft.com/office/word/2010/wordprocessingCanvas" xmlns:cx="http://schemas.microsoft.com/office/drawing/2014/chartex" xmlns:cx1="http://schemas.microsoft.com/office/drawing/2015/9/8/chartex" xmlns:cx2="http://schemas.microsoft.com/office/drawing/2015/10/21/chartex" xmlns:cx3="http://schemas.microsoft.com/office/drawing/2016/5/9/chartex" xmlns:cx4="http://schemas.microsoft.com/office/drawing/2016/5/10/chartex" xmlns:cx5="http://schemas.microsoft.com/office/drawing/2016/5/11/chartex" xmlns:cx6="http://schemas.microsoft.com/office/drawing/2016/5/12/chartex" xmlns:cx7="http://schemas.microsoft.com/office/drawing/2016/5/13/chartex" xmlns:cx8="http://schemas.microsoft.com/office/drawing/2016/5/14/chartex" xmlns:mc="http://schemas.openxmlformats.org/markup-compatibility/2006" xmlns:aink="http://schemas.microsoft.com/office/drawing/2016/ink" xmlns:am3d="http://schemas.microsoft.com/office/drawing/2017/model3d" xmlns:o="urn:schemas-microsoft-com:office:office" xmlns:oel="http://schemas.microsoft.com/office/2019/extlst" xmlns:r="http://schemas.openxmlformats.org/officeDocument/2006/relationships" xmlns:m="http://schemas.openxmlformats.org/officeDocument/2006/math" xmlns:v="urn:schemas-microsoft-com:vml" xmlns:wp14="http://schemas.microsoft.com/office/word/2010/wordprocessingDrawing" xmlns:wp="http://schemas.openxmlformats.org/drawingml/2006/wordprocessingDrawing" xmlns:w10="urn:schemas-microsoft-com:office:word" xmlns:w="http://schemas.openxmlformats.org/wordprocessingml/2006/main" xmlns:w14="http://schemas.microsoft.com/office/word/2010/wordml" xmlns:w15="http://schemas.microsoft.com/office/word/2012/wordml" xmlns:w16cex="http://schemas.microsoft.com/office/word/2018/wordml/cex" xmlns:w16cid="http://schemas.microsoft.com/office/word/2016/wordml/cid" xmlns:w16="http://schemas.microsoft.com/office/word/2018/wordml" xmlns:w16du="http://schemas.microsoft.com/office/word/2023/wordml/word16du" xmlns:w16sdtdh="http://schemas.microsoft.com/office/word/2020/wordml/sdtdatahash" xmlns:w16sdtfl="http://schemas.microsoft.com/office/word/2024/wordml/sdtformatlock" xmlns:w16se="http://schemas.microsoft.com/office/word/2015/wordml/symex" xmlns:wpg="http://schemas.microsoft.com/office/word/2010/wordprocessingGroup" xmlns:wpi="http://schemas.microsoft.com/office/word/2010/wordprocessingInk" xmlns:wne="http://schemas.microsoft.com/office/word/2006/wordml" xmlns:wps="http://schemas.microsoft.com/office/word/2010/wordprocessingShape" mc:Ignorable="w14 w15 w16se w16cid w16 w16cex w16sdtdh w16sdtfl w16du wp14">
+<w:endnotes xmlns:wpc="http://schemas.microsoft.com/office/word/2010/wordprocessingCanvas" xmlns:mc="http://schemas.openxmlformats.org/markup-compatibility/2006" xmlns:o="urn:schemas-microsoft-com:office:office" xmlns:r="http://schemas.openxmlformats.org/officeDocument/2006/relationships" xmlns:m="http://schemas.openxmlformats.org/officeDocument/2006/math" xmlns:v="urn:schemas-microsoft-com:vml" xmlns:wp14="http://schemas.microsoft.com/office/word/2010/wordprocessingDrawing" xmlns:wp="http://schemas.openxmlformats.org/drawingml/2006/wordprocessingDrawing" xmlns:w10="urn:schemas-microsoft-com:office:word" xmlns:w="http://schemas.openxmlformats.org/wordprocessingml/2006/main" xmlns:w14="http://schemas.microsoft.com/office/word/2010/wordml" xmlns:wpg="http://schemas.microsoft.com/office/word/2010/wordprocessingGroup" xmlns:wpi="http://schemas.microsoft.com/office/word/2010/wordprocessingInk" xmlns:wne="http://schemas.microsoft.com/office/word/2006/wordml" xmlns:wps="http://schemas.microsoft.com/office/word/2010/wordprocessingShape" mc:Ignorable="w14 wp14">
   <w:endnote w:type="separator" w:id="-1">
     <w:p>
       <w:r>
@@ -7740,7 +7842,7 @@
 </file>
 
 <file path=word/footer1.xml><?xml version="1.0" encoding="utf-8"?>
-<w:ftr xmlns:wpc="http://schemas.microsoft.com/office/word/2010/wordprocessingCanvas" xmlns:cx="http://schemas.microsoft.com/office/drawing/2014/chartex" xmlns:cx1="http://schemas.microsoft.com/office/drawing/2015/9/8/chartex" xmlns:cx2="http://schemas.microsoft.com/office/drawing/2015/10/21/chartex" xmlns:cx3="http://schemas.microsoft.com/office/drawing/2016/5/9/chartex" xmlns:cx4="http://schemas.microsoft.com/office/drawing/2016/5/10/chartex" xmlns:cx5="http://schemas.microsoft.com/office/drawing/2016/5/11/chartex" xmlns:cx6="http://schemas.microsoft.com/office/drawing/2016/5/12/chartex" xmlns:cx7="http://schemas.microsoft.com/office/drawing/2016/5/13/chartex" xmlns:cx8="http://schemas.microsoft.com/office/drawing/2016/5/14/chartex" xmlns:mc="http://schemas.openxmlformats.org/markup-compatibility/2006" xmlns:aink="http://schemas.microsoft.com/office/drawing/2016/ink" xmlns:am3d="http://schemas.microsoft.com/office/drawing/2017/model3d" xmlns:o="urn:schemas-microsoft-com:office:office" xmlns:oel="http://schemas.microsoft.com/office/2019/extlst" xmlns:r="http://schemas.openxmlformats.org/officeDocument/2006/relationships" xmlns:m="http://schemas.openxmlformats.org/officeDocument/2006/math" xmlns:v="urn:schemas-microsoft-com:vml" xmlns:wp14="http://schemas.microsoft.com/office/word/2010/wordprocessingDrawing" xmlns:wp="http://schemas.openxmlformats.org/drawingml/2006/wordprocessingDrawing" xmlns:w10="urn:schemas-microsoft-com:office:word" xmlns:w="http://schemas.openxmlformats.org/wordprocessingml/2006/main" xmlns:w14="http://schemas.microsoft.com/office/word/2010/wordml" xmlns:w15="http://schemas.microsoft.com/office/word/2012/wordml" xmlns:w16cex="http://schemas.microsoft.com/office/word/2018/wordml/cex" xmlns:w16cid="http://schemas.microsoft.com/office/word/2016/wordml/cid" xmlns:w16="http://schemas.microsoft.com/office/word/2018/wordml" xmlns:w16du="http://schemas.microsoft.com/office/word/2023/wordml/word16du" xmlns:w16sdtdh="http://schemas.microsoft.com/office/word/2020/wordml/sdtdatahash" xmlns:w16sdtfl="http://schemas.microsoft.com/office/word/2024/wordml/sdtformatlock" xmlns:w16se="http://schemas.microsoft.com/office/word/2015/wordml/symex" xmlns:wpg="http://schemas.microsoft.com/office/word/2010/wordprocessingGroup" xmlns:wpi="http://schemas.microsoft.com/office/word/2010/wordprocessingInk" xmlns:wne="http://schemas.microsoft.com/office/word/2006/wordml" xmlns:wps="http://schemas.microsoft.com/office/word/2010/wordprocessingShape" mc:Ignorable="w14 w15 w16se w16cid w16 w16cex w16sdtdh w16sdtfl w16du wp14">
+<w:ftr xmlns:wpc="http://schemas.microsoft.com/office/word/2010/wordprocessingCanvas" xmlns:mc="http://schemas.openxmlformats.org/markup-compatibility/2006" xmlns:o="urn:schemas-microsoft-com:office:office" xmlns:r="http://schemas.openxmlformats.org/officeDocument/2006/relationships" xmlns:m="http://schemas.openxmlformats.org/officeDocument/2006/math" xmlns:v="urn:schemas-microsoft-com:vml" xmlns:wp14="http://schemas.microsoft.com/office/word/2010/wordprocessingDrawing" xmlns:wp="http://schemas.openxmlformats.org/drawingml/2006/wordprocessingDrawing" xmlns:w10="urn:schemas-microsoft-com:office:word" xmlns:w="http://schemas.openxmlformats.org/wordprocessingml/2006/main" xmlns:w14="http://schemas.microsoft.com/office/word/2010/wordml" xmlns:wpg="http://schemas.microsoft.com/office/word/2010/wordprocessingGroup" xmlns:wpi="http://schemas.microsoft.com/office/word/2010/wordprocessingInk" xmlns:wne="http://schemas.microsoft.com/office/word/2006/wordml" xmlns:wps="http://schemas.microsoft.com/office/word/2010/wordprocessingShape" mc:Ignorable="w14 wp14">
   <w:p>
     <w:pPr>
       <w:spacing w:line="200" w:lineRule="exact"/>
@@ -7754,17 +7856,13 @@
 </file>
 
 <file path=word/footer2.xml><?xml version="1.0" encoding="utf-8"?>
-<w:ftr xmlns:m="http://schemas.openxmlformats.org/officeDocument/2006/math" xmlns:mc="http://schemas.openxmlformats.org/markup-compatibility/2006" xmlns:mo="http://schemas.microsoft.com/office/mac/office/2008/main" xmlns:mv="urn:schemas-microsoft-com:mac:vml" xmlns:o="urn:schemas-microsoft-com:office:office" xmlns:r="http://schemas.openxmlformats.org/officeDocument/2006/relationships" xmlns:v="urn:schemas-microsoft-com:vml" xmlns:w10="urn:schemas-microsoft-com:office:word" xmlns:w14="http://schemas.microsoft.com/office/word/2010/wordml" xmlns:w="http://schemas.openxmlformats.org/wordprocessingml/2006/main" xmlns:wne="http://schemas.microsoft.com/office/word/2006/wordml" xmlns:wp14="http://schemas.microsoft.com/office/word/2010/wordprocessingDrawing" xmlns:wp="http://schemas.openxmlformats.org/drawingml/2006/wordprocessingDrawing" xmlns:wpc="http://schemas.microsoft.com/office/word/2010/wordprocessingCanvas" xmlns:wpg="http://schemas.microsoft.com/office/word/2010/wordprocessingGroup" xmlns:wpi="http://schemas.microsoft.com/office/word/2010/wordprocessingInk" xmlns:wps="http://schemas.microsoft.com/office/word/2010/wordprocessingShape" mc:Ignorable="w14 wp14">
-  <w:p>
-    <w:pPr>
-      <w:pStyle w:val="Footer"/>
-    </w:pPr>
-  </w:p>
+<w:ftr xmlns:wpc="http://schemas.microsoft.com/office/word/2010/wordprocessingCanvas" xmlns:mc="http://schemas.openxmlformats.org/markup-compatibility/2006" xmlns:o="urn:schemas-microsoft-com:office:office" xmlns:r="http://schemas.openxmlformats.org/officeDocument/2006/relationships" xmlns:m="http://schemas.openxmlformats.org/officeDocument/2006/math" xmlns:v="urn:schemas-microsoft-com:vml" xmlns:wp14="http://schemas.microsoft.com/office/word/2010/wordprocessingDrawing" xmlns:wp="http://schemas.openxmlformats.org/drawingml/2006/wordprocessingDrawing" xmlns:w10="urn:schemas-microsoft-com:office:word" xmlns:w="http://schemas.openxmlformats.org/wordprocessingml/2006/main" xmlns:w14="http://schemas.microsoft.com/office/word/2010/wordml" xmlns:wpg="http://schemas.microsoft.com/office/word/2010/wordprocessingGroup" xmlns:wpi="http://schemas.microsoft.com/office/word/2010/wordprocessingInk" xmlns:wne="http://schemas.microsoft.com/office/word/2006/wordml" xmlns:wps="http://schemas.microsoft.com/office/word/2010/wordprocessingShape" mc:Ignorable="w14 wp14">
+  <w:p/>
 </w:ftr>
 </file>
 
 <file path=word/footnotes.xml><?xml version="1.0" encoding="utf-8"?>
-<w:footnotes xmlns:wpc="http://schemas.microsoft.com/office/word/2010/wordprocessingCanvas" xmlns:cx="http://schemas.microsoft.com/office/drawing/2014/chartex" xmlns:cx1="http://schemas.microsoft.com/office/drawing/2015/9/8/chartex" xmlns:cx2="http://schemas.microsoft.com/office/drawing/2015/10/21/chartex" xmlns:cx3="http://schemas.microsoft.com/office/drawing/2016/5/9/chartex" xmlns:cx4="http://schemas.microsoft.com/office/drawing/2016/5/10/chartex" xmlns:cx5="http://schemas.microsoft.com/office/drawing/2016/5/11/chartex" xmlns:cx6="http://schemas.microsoft.com/office/drawing/2016/5/12/chartex" xmlns:cx7="http://schemas.microsoft.com/office/drawing/2016/5/13/chartex" xmlns:cx8="http://schemas.microsoft.com/office/drawing/2016/5/14/chartex" xmlns:mc="http://schemas.openxmlformats.org/markup-compatibility/2006" xmlns:aink="http://schemas.microsoft.com/office/drawing/2016/ink" xmlns:am3d="http://schemas.microsoft.com/office/drawing/2017/model3d" xmlns:o="urn:schemas-microsoft-com:office:office" xmlns:oel="http://schemas.microsoft.com/office/2019/extlst" xmlns:r="http://schemas.openxmlformats.org/officeDocument/2006/relationships" xmlns:m="http://schemas.openxmlformats.org/officeDocument/2006/math" xmlns:v="urn:schemas-microsoft-com:vml" xmlns:wp14="http://schemas.microsoft.com/office/word/2010/wordprocessingDrawing" xmlns:wp="http://schemas.openxmlformats.org/drawingml/2006/wordprocessingDrawing" xmlns:w10="urn:schemas-microsoft-com:office:word" xmlns:w="http://schemas.openxmlformats.org/wordprocessingml/2006/main" xmlns:w14="http://schemas.microsoft.com/office/word/2010/wordml" xmlns:w15="http://schemas.microsoft.com/office/word/2012/wordml" xmlns:w16cex="http://schemas.microsoft.com/office/word/2018/wordml/cex" xmlns:w16cid="http://schemas.microsoft.com/office/word/2016/wordml/cid" xmlns:w16="http://schemas.microsoft.com/office/word/2018/wordml" xmlns:w16du="http://schemas.microsoft.com/office/word/2023/wordml/word16du" xmlns:w16sdtdh="http://schemas.microsoft.com/office/word/2020/wordml/sdtdatahash" xmlns:w16sdtfl="http://schemas.microsoft.com/office/word/2024/wordml/sdtformatlock" xmlns:w16se="http://schemas.microsoft.com/office/word/2015/wordml/symex" xmlns:wpg="http://schemas.microsoft.com/office/word/2010/wordprocessingGroup" xmlns:wpi="http://schemas.microsoft.com/office/word/2010/wordprocessingInk" xmlns:wne="http://schemas.microsoft.com/office/word/2006/wordml" xmlns:wps="http://schemas.microsoft.com/office/word/2010/wordprocessingShape" mc:Ignorable="w14 w15 w16se w16cid w16 w16cex w16sdtdh w16sdtfl w16du wp14">
+<w:footnotes xmlns:wpc="http://schemas.microsoft.com/office/word/2010/wordprocessingCanvas" xmlns:mc="http://schemas.openxmlformats.org/markup-compatibility/2006" xmlns:o="urn:schemas-microsoft-com:office:office" xmlns:r="http://schemas.openxmlformats.org/officeDocument/2006/relationships" xmlns:m="http://schemas.openxmlformats.org/officeDocument/2006/math" xmlns:v="urn:schemas-microsoft-com:vml" xmlns:wp14="http://schemas.microsoft.com/office/word/2010/wordprocessingDrawing" xmlns:wp="http://schemas.openxmlformats.org/drawingml/2006/wordprocessingDrawing" xmlns:w10="urn:schemas-microsoft-com:office:word" xmlns:w="http://schemas.openxmlformats.org/wordprocessingml/2006/main" xmlns:w14="http://schemas.microsoft.com/office/word/2010/wordml" xmlns:wpg="http://schemas.microsoft.com/office/word/2010/wordprocessingGroup" xmlns:wpi="http://schemas.microsoft.com/office/word/2010/wordprocessingInk" xmlns:wne="http://schemas.microsoft.com/office/word/2006/wordml" xmlns:wps="http://schemas.microsoft.com/office/word/2010/wordprocessingShape" mc:Ignorable="w14 wp14">
   <w:footnote w:type="separator" w:id="-1">
     <w:p>
       <w:r>
@@ -7783,7 +7881,19 @@
 </file>
 
 <file path=word/header1.xml><?xml version="1.0" encoding="utf-8"?>
-<w:hdr xmlns:wpc="http://schemas.microsoft.com/office/word/2010/wordprocessingCanvas" xmlns:cx="http://schemas.microsoft.com/office/drawing/2014/chartex" xmlns:cx1="http://schemas.microsoft.com/office/drawing/2015/9/8/chartex" xmlns:cx2="http://schemas.microsoft.com/office/drawing/2015/10/21/chartex" xmlns:cx3="http://schemas.microsoft.com/office/drawing/2016/5/9/chartex" xmlns:cx4="http://schemas.microsoft.com/office/drawing/2016/5/10/chartex" xmlns:cx5="http://schemas.microsoft.com/office/drawing/2016/5/11/chartex" xmlns:cx6="http://schemas.microsoft.com/office/drawing/2016/5/12/chartex" xmlns:cx7="http://schemas.microsoft.com/office/drawing/2016/5/13/chartex" xmlns:cx8="http://schemas.microsoft.com/office/drawing/2016/5/14/chartex" xmlns:mc="http://schemas.openxmlformats.org/markup-compatibility/2006" xmlns:aink="http://schemas.microsoft.com/office/drawing/2016/ink" xmlns:am3d="http://schemas.microsoft.com/office/drawing/2017/model3d" xmlns:o="urn:schemas-microsoft-com:office:office" xmlns:oel="http://schemas.microsoft.com/office/2019/extlst" xmlns:r="http://schemas.openxmlformats.org/officeDocument/2006/relationships" xmlns:m="http://schemas.openxmlformats.org/officeDocument/2006/math" xmlns:v="urn:schemas-microsoft-com:vml" xmlns:wp14="http://schemas.microsoft.com/office/word/2010/wordprocessingDrawing" xmlns:wp="http://schemas.openxmlformats.org/drawingml/2006/wordprocessingDrawing" xmlns:w10="urn:schemas-microsoft-com:office:word" xmlns:w="http://schemas.openxmlformats.org/wordprocessingml/2006/main" xmlns:w14="http://schemas.microsoft.com/office/word/2010/wordml" xmlns:w15="http://schemas.microsoft.com/office/word/2012/wordml" xmlns:w16cex="http://schemas.microsoft.com/office/word/2018/wordml/cex" xmlns:w16cid="http://schemas.microsoft.com/office/word/2016/wordml/cid" xmlns:w16="http://schemas.microsoft.com/office/word/2018/wordml" xmlns:w16du="http://schemas.microsoft.com/office/word/2023/wordml/word16du" xmlns:w16sdtdh="http://schemas.microsoft.com/office/word/2020/wordml/sdtdatahash" xmlns:w16sdtfl="http://schemas.microsoft.com/office/word/2024/wordml/sdtformatlock" xmlns:w16se="http://schemas.microsoft.com/office/word/2015/wordml/symex" xmlns:wpg="http://schemas.microsoft.com/office/word/2010/wordprocessingGroup" xmlns:wpi="http://schemas.microsoft.com/office/word/2010/wordprocessingInk" xmlns:wne="http://schemas.microsoft.com/office/word/2006/wordml" xmlns:wps="http://schemas.microsoft.com/office/word/2010/wordprocessingShape" mc:Ignorable="w14 w15 w16se w16cid w16 w16cex w16sdtdh w16sdtfl w16du wp14">
+<w:hdr xmlns:wpc="http://schemas.microsoft.com/office/word/2010/wordprocessingCanvas" xmlns:mc="http://schemas.openxmlformats.org/markup-compatibility/2006" xmlns:o="urn:schemas-microsoft-com:office:office" xmlns:r="http://schemas.openxmlformats.org/officeDocument/2006/relationships" xmlns:m="http://schemas.openxmlformats.org/officeDocument/2006/math" xmlns:v="urn:schemas-microsoft-com:vml" xmlns:wp14="http://schemas.microsoft.com/office/word/2010/wordprocessingDrawing" xmlns:wp="http://schemas.openxmlformats.org/drawingml/2006/wordprocessingDrawing" xmlns:w10="urn:schemas-microsoft-com:office:word" xmlns:w="http://schemas.openxmlformats.org/wordprocessingml/2006/main" xmlns:w14="http://schemas.microsoft.com/office/word/2010/wordml" xmlns:wpg="http://schemas.microsoft.com/office/word/2010/wordprocessingGroup" xmlns:wpi="http://schemas.microsoft.com/office/word/2010/wordprocessingInk" xmlns:wne="http://schemas.microsoft.com/office/word/2006/wordml" xmlns:wps="http://schemas.microsoft.com/office/word/2010/wordprocessingShape" mc:Ignorable="w14 wp14">
+  <w:p/>
+</w:hdr>
+</file>
+
+<file path=word/header2.xml><?xml version="1.0" encoding="utf-8"?>
+<w:hdr xmlns:wpc="http://schemas.microsoft.com/office/word/2010/wordprocessingCanvas" xmlns:mc="http://schemas.openxmlformats.org/markup-compatibility/2006" xmlns:o="urn:schemas-microsoft-com:office:office" xmlns:r="http://schemas.openxmlformats.org/officeDocument/2006/relationships" xmlns:m="http://schemas.openxmlformats.org/officeDocument/2006/math" xmlns:v="urn:schemas-microsoft-com:vml" xmlns:wp14="http://schemas.microsoft.com/office/word/2010/wordprocessingDrawing" xmlns:wp="http://schemas.openxmlformats.org/drawingml/2006/wordprocessingDrawing" xmlns:w10="urn:schemas-microsoft-com:office:word" xmlns:w="http://schemas.openxmlformats.org/wordprocessingml/2006/main" xmlns:w14="http://schemas.microsoft.com/office/word/2010/wordml" xmlns:wpg="http://schemas.microsoft.com/office/word/2010/wordprocessingGroup" xmlns:wpi="http://schemas.microsoft.com/office/word/2010/wordprocessingInk" xmlns:wne="http://schemas.microsoft.com/office/word/2006/wordml" xmlns:wps="http://schemas.microsoft.com/office/word/2010/wordprocessingShape" mc:Ignorable="w14 wp14">
+  <w:p/>
+</w:hdr>
+</file>
+
+<file path=word/header3.xml><?xml version="1.0" encoding="utf-8"?>
+<w:hdr xmlns:wpc="http://schemas.microsoft.com/office/word/2010/wordprocessingCanvas" xmlns:mc="http://schemas.openxmlformats.org/markup-compatibility/2006" xmlns:o="urn:schemas-microsoft-com:office:office" xmlns:r="http://schemas.openxmlformats.org/officeDocument/2006/relationships" xmlns:m="http://schemas.openxmlformats.org/officeDocument/2006/math" xmlns:v="urn:schemas-microsoft-com:vml" xmlns:wp14="http://schemas.microsoft.com/office/word/2010/wordprocessingDrawing" xmlns:wp="http://schemas.openxmlformats.org/drawingml/2006/wordprocessingDrawing" xmlns:w10="urn:schemas-microsoft-com:office:word" xmlns:w="http://schemas.openxmlformats.org/wordprocessingml/2006/main" xmlns:w14="http://schemas.microsoft.com/office/word/2010/wordml" xmlns:wpg="http://schemas.microsoft.com/office/word/2010/wordprocessingGroup" xmlns:wpi="http://schemas.microsoft.com/office/word/2010/wordprocessingInk" xmlns:wne="http://schemas.microsoft.com/office/word/2006/wordml" xmlns:wps="http://schemas.microsoft.com/office/word/2010/wordprocessingShape" mc:Ignorable="w14 wp14">
   <w:p>
     <w:pPr>
       <w:pStyle w:val="a5"/>
@@ -7873,7 +7983,7 @@
               <w:sz w:val="22"/>
             </w:rPr>
           </w:pPr>
-          <w:bookmarkStart w:id="1" w:name="_Hlk171525554"/>
+          <w:bookmarkStart w:id="2" w:name="_Hlk171525554"/>
           <w:r>
             <w:rPr>
               <w:rFonts w:hint="eastAsia"/>
@@ -7888,7 +7998,7 @@
             </w:rPr>
             <w:t>書</w:t>
           </w:r>
-          <w:bookmarkEnd w:id="1"/>
+          <w:bookmarkEnd w:id="2"/>
         </w:p>
       </w:tc>
     </w:tr>
@@ -7911,8 +8021,8 @@
 </w:hdr>
 </file>
 
-<file path=word/header2.xml><?xml version="1.0" encoding="utf-8"?>
-<w:hdr xmlns:wpc="http://schemas.microsoft.com/office/word/2010/wordprocessingCanvas" xmlns:cx="http://schemas.microsoft.com/office/drawing/2014/chartex" xmlns:cx1="http://schemas.microsoft.com/office/drawing/2015/9/8/chartex" xmlns:cx2="http://schemas.microsoft.com/office/drawing/2015/10/21/chartex" xmlns:cx3="http://schemas.microsoft.com/office/drawing/2016/5/9/chartex" xmlns:cx4="http://schemas.microsoft.com/office/drawing/2016/5/10/chartex" xmlns:cx5="http://schemas.microsoft.com/office/drawing/2016/5/11/chartex" xmlns:cx6="http://schemas.microsoft.com/office/drawing/2016/5/12/chartex" xmlns:cx7="http://schemas.microsoft.com/office/drawing/2016/5/13/chartex" xmlns:cx8="http://schemas.microsoft.com/office/drawing/2016/5/14/chartex" xmlns:mc="http://schemas.openxmlformats.org/markup-compatibility/2006" xmlns:aink="http://schemas.microsoft.com/office/drawing/2016/ink" xmlns:am3d="http://schemas.microsoft.com/office/drawing/2017/model3d" xmlns:o="urn:schemas-microsoft-com:office:office" xmlns:oel="http://schemas.microsoft.com/office/2019/extlst" xmlns:r="http://schemas.openxmlformats.org/officeDocument/2006/relationships" xmlns:m="http://schemas.openxmlformats.org/officeDocument/2006/math" xmlns:v="urn:schemas-microsoft-com:vml" xmlns:wp14="http://schemas.microsoft.com/office/word/2010/wordprocessingDrawing" xmlns:wp="http://schemas.openxmlformats.org/drawingml/2006/wordprocessingDrawing" xmlns:w10="urn:schemas-microsoft-com:office:word" xmlns:w="http://schemas.openxmlformats.org/wordprocessingml/2006/main" xmlns:w14="http://schemas.microsoft.com/office/word/2010/wordml" xmlns:w15="http://schemas.microsoft.com/office/word/2012/wordml" xmlns:w16cex="http://schemas.microsoft.com/office/word/2018/wordml/cex" xmlns:w16cid="http://schemas.microsoft.com/office/word/2016/wordml/cid" xmlns:w16="http://schemas.microsoft.com/office/word/2018/wordml" xmlns:w16du="http://schemas.microsoft.com/office/word/2023/wordml/word16du" xmlns:w16sdtdh="http://schemas.microsoft.com/office/word/2020/wordml/sdtdatahash" xmlns:w16sdtfl="http://schemas.microsoft.com/office/word/2024/wordml/sdtformatlock" xmlns:w16se="http://schemas.microsoft.com/office/word/2015/wordml/symex" xmlns:wpg="http://schemas.microsoft.com/office/word/2010/wordprocessingGroup" xmlns:wpi="http://schemas.microsoft.com/office/word/2010/wordprocessingInk" xmlns:wne="http://schemas.microsoft.com/office/word/2006/wordml" xmlns:wps="http://schemas.microsoft.com/office/word/2010/wordprocessingShape" mc:Ignorable="w14 w15 w16se w16cid w16 w16cex w16sdtdh w16sdtfl w16du wp14">
+<file path=word/header4.xml><?xml version="1.0" encoding="utf-8"?>
+<w:hdr xmlns:wpc="http://schemas.microsoft.com/office/word/2010/wordprocessingCanvas" xmlns:mc="http://schemas.openxmlformats.org/markup-compatibility/2006" xmlns:o="urn:schemas-microsoft-com:office:office" xmlns:r="http://schemas.openxmlformats.org/officeDocument/2006/relationships" xmlns:m="http://schemas.openxmlformats.org/officeDocument/2006/math" xmlns:v="urn:schemas-microsoft-com:vml" xmlns:wp14="http://schemas.microsoft.com/office/word/2010/wordprocessingDrawing" xmlns:wp="http://schemas.openxmlformats.org/drawingml/2006/wordprocessingDrawing" xmlns:w10="urn:schemas-microsoft-com:office:word" xmlns:w="http://schemas.openxmlformats.org/wordprocessingml/2006/main" xmlns:w14="http://schemas.microsoft.com/office/word/2010/wordml" xmlns:wpg="http://schemas.microsoft.com/office/word/2010/wordprocessingGroup" xmlns:wpi="http://schemas.microsoft.com/office/word/2010/wordprocessingInk" xmlns:wne="http://schemas.microsoft.com/office/word/2006/wordml" xmlns:wps="http://schemas.microsoft.com/office/word/2010/wordprocessingShape" mc:Ignorable="w14 wp14">
   <w:p>
     <w:pPr>
       <w:pStyle w:val="a5"/>
@@ -7923,29 +8033,9 @@
 </w:hdr>
 </file>
 
-<file path=word/header3.xml><?xml version="1.0" encoding="utf-8"?>
-<w:hdr xmlns:m="http://schemas.openxmlformats.org/officeDocument/2006/math" xmlns:mc="http://schemas.openxmlformats.org/markup-compatibility/2006" xmlns:mo="http://schemas.microsoft.com/office/mac/office/2008/main" xmlns:mv="urn:schemas-microsoft-com:mac:vml" xmlns:o="urn:schemas-microsoft-com:office:office" xmlns:r="http://schemas.openxmlformats.org/officeDocument/2006/relationships" xmlns:v="urn:schemas-microsoft-com:vml" xmlns:w10="urn:schemas-microsoft-com:office:word" xmlns:w14="http://schemas.microsoft.com/office/word/2010/wordml" xmlns:w="http://schemas.openxmlformats.org/wordprocessingml/2006/main" xmlns:wne="http://schemas.microsoft.com/office/word/2006/wordml" xmlns:wp14="http://schemas.microsoft.com/office/word/2010/wordprocessingDrawing" xmlns:wp="http://schemas.openxmlformats.org/drawingml/2006/wordprocessingDrawing" xmlns:wpc="http://schemas.microsoft.com/office/word/2010/wordprocessingCanvas" xmlns:wpg="http://schemas.microsoft.com/office/word/2010/wordprocessingGroup" xmlns:wpi="http://schemas.microsoft.com/office/word/2010/wordprocessingInk" xmlns:wps="http://schemas.microsoft.com/office/word/2010/wordprocessingShape" mc:Ignorable="w14 wp14">
-  <w:p>
-    <w:pPr>
-      <w:pStyle w:val="Header"/>
-    </w:pPr>
-  </w:p>
-</w:hdr>
-</file>
-
-<file path=word/header4.xml><?xml version="1.0" encoding="utf-8"?>
-<w:hdr xmlns:m="http://schemas.openxmlformats.org/officeDocument/2006/math" xmlns:mc="http://schemas.openxmlformats.org/markup-compatibility/2006" xmlns:mo="http://schemas.microsoft.com/office/mac/office/2008/main" xmlns:mv="urn:schemas-microsoft-com:mac:vml" xmlns:o="urn:schemas-microsoft-com:office:office" xmlns:r="http://schemas.openxmlformats.org/officeDocument/2006/relationships" xmlns:v="urn:schemas-microsoft-com:vml" xmlns:w10="urn:schemas-microsoft-com:office:word" xmlns:w14="http://schemas.microsoft.com/office/word/2010/wordml" xmlns:w="http://schemas.openxmlformats.org/wordprocessingml/2006/main" xmlns:wne="http://schemas.microsoft.com/office/word/2006/wordml" xmlns:wp14="http://schemas.microsoft.com/office/word/2010/wordprocessingDrawing" xmlns:wp="http://schemas.openxmlformats.org/drawingml/2006/wordprocessingDrawing" xmlns:wpc="http://schemas.microsoft.com/office/word/2010/wordprocessingCanvas" xmlns:wpg="http://schemas.microsoft.com/office/word/2010/wordprocessingGroup" xmlns:wpi="http://schemas.microsoft.com/office/word/2010/wordprocessingInk" xmlns:wps="http://schemas.microsoft.com/office/word/2010/wordprocessingShape" mc:Ignorable="w14 wp14">
-  <w:p>
-    <w:pPr>
-      <w:pStyle w:val="Header"/>
-    </w:pPr>
-  </w:p>
-</w:hdr>
-</file>
-
 <file path=word/numbering.xml><?xml version="1.0" encoding="utf-8"?>
-<w:numbering xmlns:wpc="http://schemas.microsoft.com/office/word/2010/wordprocessingCanvas" xmlns:cx="http://schemas.microsoft.com/office/drawing/2014/chartex" xmlns:cx1="http://schemas.microsoft.com/office/drawing/2015/9/8/chartex" xmlns:cx2="http://schemas.microsoft.com/office/drawing/2015/10/21/chartex" xmlns:cx3="http://schemas.microsoft.com/office/drawing/2016/5/9/chartex" xmlns:cx4="http://schemas.microsoft.com/office/drawing/2016/5/10/chartex" xmlns:cx5="http://schemas.microsoft.com/office/drawing/2016/5/11/chartex" xmlns:cx6="http://schemas.microsoft.com/office/drawing/2016/5/12/chartex" xmlns:cx7="http://schemas.microsoft.com/office/drawing/2016/5/13/chartex" xmlns:cx8="http://schemas.microsoft.com/office/drawing/2016/5/14/chartex" xmlns:mc="http://schemas.openxmlformats.org/markup-compatibility/2006" xmlns:aink="http://schemas.microsoft.com/office/drawing/2016/ink" xmlns:am3d="http://schemas.microsoft.com/office/drawing/2017/model3d" xmlns:o="urn:schemas-microsoft-com:office:office" xmlns:oel="http://schemas.microsoft.com/office/2019/extlst" xmlns:r="http://schemas.openxmlformats.org/officeDocument/2006/relationships" xmlns:m="http://schemas.openxmlformats.org/officeDocument/2006/math" xmlns:v="urn:schemas-microsoft-com:vml" xmlns:wp14="http://schemas.microsoft.com/office/word/2010/wordprocessingDrawing" xmlns:wp="http://schemas.openxmlformats.org/drawingml/2006/wordprocessingDrawing" xmlns:w10="urn:schemas-microsoft-com:office:word" xmlns:w="http://schemas.openxmlformats.org/wordprocessingml/2006/main" xmlns:w14="http://schemas.microsoft.com/office/word/2010/wordml" xmlns:w15="http://schemas.microsoft.com/office/word/2012/wordml" xmlns:w16cex="http://schemas.microsoft.com/office/word/2018/wordml/cex" xmlns:w16cid="http://schemas.microsoft.com/office/word/2016/wordml/cid" xmlns:w16="http://schemas.microsoft.com/office/word/2018/wordml" xmlns:w16du="http://schemas.microsoft.com/office/word/2023/wordml/word16du" xmlns:w16sdtdh="http://schemas.microsoft.com/office/word/2020/wordml/sdtdatahash" xmlns:w16sdtfl="http://schemas.microsoft.com/office/word/2024/wordml/sdtformatlock" xmlns:w16se="http://schemas.microsoft.com/office/word/2015/wordml/symex" xmlns:wpg="http://schemas.microsoft.com/office/word/2010/wordprocessingGroup" xmlns:wpi="http://schemas.microsoft.com/office/word/2010/wordprocessingInk" xmlns:wne="http://schemas.microsoft.com/office/word/2006/wordml" xmlns:wps="http://schemas.microsoft.com/office/word/2010/wordprocessingShape" mc:Ignorable="w14 w15 w16se w16cid w16 w16cex w16sdtdh w16sdtfl w16du wp14">
-  <w:abstractNum w:abstractNumId="0" w15:restartNumberingAfterBreak="0">
+<w:numbering xmlns:wpc="http://schemas.microsoft.com/office/word/2010/wordprocessingCanvas" xmlns:mc="http://schemas.openxmlformats.org/markup-compatibility/2006" xmlns:o="urn:schemas-microsoft-com:office:office" xmlns:r="http://schemas.openxmlformats.org/officeDocument/2006/relationships" xmlns:m="http://schemas.openxmlformats.org/officeDocument/2006/math" xmlns:v="urn:schemas-microsoft-com:vml" xmlns:wp14="http://schemas.microsoft.com/office/word/2010/wordprocessingDrawing" xmlns:wp="http://schemas.openxmlformats.org/drawingml/2006/wordprocessingDrawing" xmlns:w10="urn:schemas-microsoft-com:office:word" xmlns:w="http://schemas.openxmlformats.org/wordprocessingml/2006/main" xmlns:w14="http://schemas.microsoft.com/office/word/2010/wordml" xmlns:wpg="http://schemas.microsoft.com/office/word/2010/wordprocessingGroup" xmlns:wpi="http://schemas.microsoft.com/office/word/2010/wordprocessingInk" xmlns:wne="http://schemas.microsoft.com/office/word/2006/wordml" xmlns:wps="http://schemas.microsoft.com/office/word/2010/wordprocessingShape" mc:Ignorable="w14 wp14">
+  <w:abstractNum w:abstractNumId="0">
     <w:nsid w:val="06FF0EA6"/>
     <w:multiLevelType w:val="hybridMultilevel"/>
     <w:tmpl w:val="A02C5C0C"/>
@@ -8037,7 +8127,7 @@
       </w:pPr>
     </w:lvl>
   </w:abstractNum>
-  <w:abstractNum w:abstractNumId="1" w15:restartNumberingAfterBreak="0">
+  <w:abstractNum w:abstractNumId="1">
     <w:nsid w:val="0A046EB1"/>
     <w:multiLevelType w:val="hybridMultilevel"/>
     <w:tmpl w:val="8C6C942C"/>
@@ -8126,7 +8216,7 @@
       </w:pPr>
     </w:lvl>
   </w:abstractNum>
-  <w:abstractNum w:abstractNumId="2" w15:restartNumberingAfterBreak="0">
+  <w:abstractNum w:abstractNumId="2">
     <w:nsid w:val="0AC73276"/>
     <w:multiLevelType w:val="hybridMultilevel"/>
     <w:tmpl w:val="41BC5A80"/>
@@ -8215,7 +8305,7 @@
       </w:pPr>
     </w:lvl>
   </w:abstractNum>
-  <w:abstractNum w:abstractNumId="3" w15:restartNumberingAfterBreak="0">
+  <w:abstractNum w:abstractNumId="3">
     <w:nsid w:val="19A801BD"/>
     <w:multiLevelType w:val="multilevel"/>
     <w:tmpl w:val="BA084886"/>
@@ -8331,7 +8421,7 @@
       </w:pPr>
     </w:lvl>
   </w:abstractNum>
-  <w:abstractNum w:abstractNumId="4" w15:restartNumberingAfterBreak="0">
+  <w:abstractNum w:abstractNumId="4">
     <w:nsid w:val="23A70914"/>
     <w:multiLevelType w:val="multilevel"/>
     <w:tmpl w:val="90C2DBD8"/>
@@ -8471,7 +8561,7 @@
       </w:rPr>
     </w:lvl>
   </w:abstractNum>
-  <w:abstractNum w:abstractNumId="5" w15:restartNumberingAfterBreak="0">
+  <w:abstractNum w:abstractNumId="5">
     <w:nsid w:val="2503305B"/>
     <w:multiLevelType w:val="hybridMultilevel"/>
     <w:tmpl w:val="AD4E2F7A"/>
@@ -8587,7 +8677,7 @@
       </w:pPr>
     </w:lvl>
   </w:abstractNum>
-  <w:abstractNum w:abstractNumId="6" w15:restartNumberingAfterBreak="0">
+  <w:abstractNum w:abstractNumId="6">
     <w:nsid w:val="26E00F63"/>
     <w:multiLevelType w:val="multilevel"/>
     <w:tmpl w:val="F2E87372"/>
@@ -8727,7 +8817,7 @@
       </w:rPr>
     </w:lvl>
   </w:abstractNum>
-  <w:abstractNum w:abstractNumId="7" w15:restartNumberingAfterBreak="0">
+  <w:abstractNum w:abstractNumId="7">
     <w:nsid w:val="297D4B40"/>
     <w:multiLevelType w:val="hybridMultilevel"/>
     <w:tmpl w:val="2408CE36"/>
@@ -8867,7 +8957,7 @@
       </w:rPr>
     </w:lvl>
   </w:abstractNum>
-  <w:abstractNum w:abstractNumId="8" w15:restartNumberingAfterBreak="0">
+  <w:abstractNum w:abstractNumId="8">
     <w:nsid w:val="343648D4"/>
     <w:multiLevelType w:val="hybridMultilevel"/>
     <w:tmpl w:val="7510537E"/>
@@ -9007,7 +9097,7 @@
       </w:rPr>
     </w:lvl>
   </w:abstractNum>
-  <w:abstractNum w:abstractNumId="9" w15:restartNumberingAfterBreak="0">
+  <w:abstractNum w:abstractNumId="9">
     <w:nsid w:val="3B6717FE"/>
     <w:multiLevelType w:val="multilevel"/>
     <w:tmpl w:val="6B04EEBC"/>
@@ -9147,7 +9237,7 @@
       </w:rPr>
     </w:lvl>
   </w:abstractNum>
-  <w:abstractNum w:abstractNumId="10" w15:restartNumberingAfterBreak="0">
+  <w:abstractNum w:abstractNumId="10">
     <w:nsid w:val="4F716DFF"/>
     <w:multiLevelType w:val="hybridMultilevel"/>
     <w:tmpl w:val="67ACC1D8"/>
@@ -9286,7 +9376,7 @@
       </w:rPr>
     </w:lvl>
   </w:abstractNum>
-  <w:abstractNum w:abstractNumId="11" w15:restartNumberingAfterBreak="0">
+  <w:abstractNum w:abstractNumId="11">
     <w:nsid w:val="5031400C"/>
     <w:multiLevelType w:val="hybridMultilevel"/>
     <w:tmpl w:val="B268B948"/>
@@ -9411,7 +9501,7 @@
       </w:pPr>
     </w:lvl>
   </w:abstractNum>
-  <w:abstractNum w:abstractNumId="12" w15:restartNumberingAfterBreak="0">
+  <w:abstractNum w:abstractNumId="12">
     <w:nsid w:val="759412B8"/>
     <w:multiLevelType w:val="hybridMultilevel"/>
     <w:tmpl w:val="7F8EEE00"/>
@@ -9497,7 +9587,7 @@
       </w:pPr>
     </w:lvl>
   </w:abstractNum>
-  <w:abstractNum w:abstractNumId="13" w15:restartNumberingAfterBreak="0">
+  <w:abstractNum w:abstractNumId="13">
     <w:nsid w:val="779F6E05"/>
     <w:multiLevelType w:val="hybridMultilevel"/>
     <w:tmpl w:val="4ED25056"/>
@@ -9636,53 +9726,53 @@
       </w:rPr>
     </w:lvl>
   </w:abstractNum>
-  <w:num w:numId="1" w16cid:durableId="1176266761">
+  <w:num w:numId="1">
     <w:abstractNumId w:val="11"/>
   </w:num>
-  <w:num w:numId="2" w16cid:durableId="46612924">
+  <w:num w:numId="2">
     <w:abstractNumId w:val="5"/>
   </w:num>
-  <w:num w:numId="3" w16cid:durableId="1636061198">
+  <w:num w:numId="3">
     <w:abstractNumId w:val="13"/>
   </w:num>
-  <w:num w:numId="4" w16cid:durableId="300620478">
+  <w:num w:numId="4">
     <w:abstractNumId w:val="7"/>
   </w:num>
-  <w:num w:numId="5" w16cid:durableId="533545059">
+  <w:num w:numId="5">
     <w:abstractNumId w:val="3"/>
   </w:num>
-  <w:num w:numId="6" w16cid:durableId="1033189377">
+  <w:num w:numId="6">
     <w:abstractNumId w:val="4"/>
   </w:num>
-  <w:num w:numId="7" w16cid:durableId="1490366750">
+  <w:num w:numId="7">
     <w:abstractNumId w:val="8"/>
   </w:num>
-  <w:num w:numId="8" w16cid:durableId="725765945">
+  <w:num w:numId="8">
     <w:abstractNumId w:val="10"/>
   </w:num>
-  <w:num w:numId="9" w16cid:durableId="1405370310">
+  <w:num w:numId="9">
     <w:abstractNumId w:val="6"/>
   </w:num>
-  <w:num w:numId="10" w16cid:durableId="795564416">
+  <w:num w:numId="10">
     <w:abstractNumId w:val="9"/>
   </w:num>
-  <w:num w:numId="11" w16cid:durableId="1268077656">
+  <w:num w:numId="11">
     <w:abstractNumId w:val="12"/>
   </w:num>
-  <w:num w:numId="12" w16cid:durableId="7105081">
+  <w:num w:numId="12">
     <w:abstractNumId w:val="1"/>
   </w:num>
-  <w:num w:numId="13" w16cid:durableId="1372922332">
+  <w:num w:numId="13">
     <w:abstractNumId w:val="2"/>
   </w:num>
-  <w:num w:numId="14" w16cid:durableId="1175459218">
+  <w:num w:numId="14">
     <w:abstractNumId w:val="0"/>
   </w:num>
 </w:numbering>
 </file>
 
 <file path=word/styles.xml><?xml version="1.0" encoding="utf-8"?>
-<w:styles xmlns:mc="http://schemas.openxmlformats.org/markup-compatibility/2006" xmlns:r="http://schemas.openxmlformats.org/officeDocument/2006/relationships" xmlns:w="http://schemas.openxmlformats.org/wordprocessingml/2006/main" xmlns:w14="http://schemas.microsoft.com/office/word/2010/wordml" xmlns:w15="http://schemas.microsoft.com/office/word/2012/wordml" xmlns:w16cex="http://schemas.microsoft.com/office/word/2018/wordml/cex" xmlns:w16cid="http://schemas.microsoft.com/office/word/2016/wordml/cid" xmlns:w16="http://schemas.microsoft.com/office/word/2018/wordml" xmlns:w16du="http://schemas.microsoft.com/office/word/2023/wordml/word16du" xmlns:w16sdtdh="http://schemas.microsoft.com/office/word/2020/wordml/sdtdatahash" xmlns:w16sdtfl="http://schemas.microsoft.com/office/word/2024/wordml/sdtformatlock" xmlns:w16se="http://schemas.microsoft.com/office/word/2015/wordml/symex" mc:Ignorable="w14 w15 w16se w16cid w16 w16cex w16sdtdh w16sdtfl w16du">
+<w:styles xmlns:mc="http://schemas.openxmlformats.org/markup-compatibility/2006" xmlns:r="http://schemas.openxmlformats.org/officeDocument/2006/relationships" xmlns:w="http://schemas.openxmlformats.org/wordprocessingml/2006/main" xmlns:w14="http://schemas.microsoft.com/office/word/2010/wordml" mc:Ignorable="w14">
   <w:docDefaults>
     <w:rPrDefault>
       <w:rPr>
@@ -9692,7 +9782,7 @@
     </w:rPrDefault>
     <w:pPrDefault/>
   </w:docDefaults>
-  <w:latentStyles w:defLockedState="0" w:defUIPriority="0" w:defSemiHidden="0" w:defUnhideWhenUsed="0" w:defQFormat="0" w:count="376">
+  <w:latentStyles w:defLockedState="0" w:defUIPriority="0" w:defSemiHidden="0" w:defUnhideWhenUsed="0" w:defQFormat="0" w:count="267">
     <w:lsdException w:name="Normal" w:qFormat="1"/>
     <w:lsdException w:name="heading 1" w:qFormat="1"/>
     <w:lsdException w:name="heading 2" w:semiHidden="1" w:unhideWhenUsed="1" w:qFormat="1"/>
@@ -9867,115 +9957,409 @@
     <w:lsdException w:name="Book Title" w:uiPriority="33" w:qFormat="1"/>
     <w:lsdException w:name="Bibliography" w:semiHidden="1" w:uiPriority="37" w:unhideWhenUsed="1"/>
     <w:lsdException w:name="TOC Heading" w:semiHidden="1" w:uiPriority="39" w:unhideWhenUsed="1" w:qFormat="1"/>
-    <w:lsdException w:name="Plain Table 1" w:uiPriority="41"/>
-    <w:lsdException w:name="Plain Table 2" w:uiPriority="42"/>
-    <w:lsdException w:name="Plain Table 3" w:uiPriority="43"/>
-    <w:lsdException w:name="Plain Table 4" w:uiPriority="44"/>
-    <w:lsdException w:name="Plain Table 5" w:uiPriority="45"/>
-    <w:lsdException w:name="Grid Table Light" w:uiPriority="40"/>
-    <w:lsdException w:name="Grid Table 1 Light" w:uiPriority="46"/>
-    <w:lsdException w:name="Grid Table 2" w:uiPriority="47"/>
-    <w:lsdException w:name="Grid Table 3" w:uiPriority="48"/>
-    <w:lsdException w:name="Grid Table 4" w:uiPriority="49"/>
-    <w:lsdException w:name="Grid Table 5 Dark" w:uiPriority="50"/>
-    <w:lsdException w:name="Grid Table 6 Colorful" w:uiPriority="51"/>
-    <w:lsdException w:name="Grid Table 7 Colorful" w:uiPriority="52"/>
-    <w:lsdException w:name="Grid Table 1 Light Accent 1" w:uiPriority="46"/>
-    <w:lsdException w:name="Grid Table 2 Accent 1" w:uiPriority="47"/>
-    <w:lsdException w:name="Grid Table 3 Accent 1" w:uiPriority="48"/>
-    <w:lsdException w:name="Grid Table 4 Accent 1" w:uiPriority="49"/>
-    <w:lsdException w:name="Grid Table 5 Dark Accent 1" w:uiPriority="50"/>
-    <w:lsdException w:name="Grid Table 6 Colorful Accent 1" w:uiPriority="51"/>
-    <w:lsdException w:name="Grid Table 7 Colorful Accent 1" w:uiPriority="52"/>
-    <w:lsdException w:name="Grid Table 1 Light Accent 2" w:uiPriority="46"/>
-    <w:lsdException w:name="Grid Table 2 Accent 2" w:uiPriority="47"/>
-    <w:lsdException w:name="Grid Table 3 Accent 2" w:uiPriority="48"/>
-    <w:lsdException w:name="Grid Table 4 Accent 2" w:uiPriority="49"/>
-    <w:lsdException w:name="Grid Table 5 Dark Accent 2" w:uiPriority="50"/>
-    <w:lsdException w:name="Grid Table 6 Colorful Accent 2" w:uiPriority="51"/>
-    <w:lsdException w:name="Grid Table 7 Colorful Accent 2" w:uiPriority="52"/>
-    <w:lsdException w:name="Grid Table 1 Light Accent 3" w:uiPriority="46"/>
-    <w:lsdException w:name="Grid Table 2 Accent 3" w:uiPriority="47"/>
-    <w:lsdException w:name="Grid Table 3 Accent 3" w:uiPriority="48"/>
-    <w:lsdException w:name="Grid Table 4 Accent 3" w:uiPriority="49"/>
-    <w:lsdException w:name="Grid Table 5 Dark Accent 3" w:uiPriority="50"/>
-    <w:lsdException w:name="Grid Table 6 Colorful Accent 3" w:uiPriority="51"/>
-    <w:lsdException w:name="Grid Table 7 Colorful Accent 3" w:uiPriority="52"/>
-    <w:lsdException w:name="Grid Table 1 Light Accent 4" w:uiPriority="46"/>
-    <w:lsdException w:name="Grid Table 2 Accent 4" w:uiPriority="47"/>
-    <w:lsdException w:name="Grid Table 3 Accent 4" w:uiPriority="48"/>
-    <w:lsdException w:name="Grid Table 4 Accent 4" w:uiPriority="49"/>
-    <w:lsdException w:name="Grid Table 5 Dark Accent 4" w:uiPriority="50"/>
-    <w:lsdException w:name="Grid Table 6 Colorful Accent 4" w:uiPriority="51"/>
-    <w:lsdException w:name="Grid Table 7 Colorful Accent 4" w:uiPriority="52"/>
-    <w:lsdException w:name="Grid Table 1 Light Accent 5" w:uiPriority="46"/>
-    <w:lsdException w:name="Grid Table 2 Accent 5" w:uiPriority="47"/>
-    <w:lsdException w:name="Grid Table 3 Accent 5" w:uiPriority="48"/>
-    <w:lsdException w:name="Grid Table 4 Accent 5" w:uiPriority="49"/>
-    <w:lsdException w:name="Grid Table 5 Dark Accent 5" w:uiPriority="50"/>
-    <w:lsdException w:name="Grid Table 6 Colorful Accent 5" w:uiPriority="51"/>
-    <w:lsdException w:name="Grid Table 7 Colorful Accent 5" w:uiPriority="52"/>
-    <w:lsdException w:name="Grid Table 1 Light Accent 6" w:uiPriority="46"/>
-    <w:lsdException w:name="Grid Table 2 Accent 6" w:uiPriority="47"/>
-    <w:lsdException w:name="Grid Table 3 Accent 6" w:uiPriority="48"/>
-    <w:lsdException w:name="Grid Table 4 Accent 6" w:uiPriority="49"/>
-    <w:lsdException w:name="Grid Table 5 Dark Accent 6" w:uiPriority="50"/>
-    <w:lsdException w:name="Grid Table 6 Colorful Accent 6" w:uiPriority="51"/>
-    <w:lsdException w:name="Grid Table 7 Colorful Accent 6" w:uiPriority="52"/>
-    <w:lsdException w:name="List Table 1 Light" w:uiPriority="46"/>
-    <w:lsdException w:name="List Table 2" w:uiPriority="47"/>
-    <w:lsdException w:name="List Table 3" w:uiPriority="48"/>
-    <w:lsdException w:name="List Table 4" w:uiPriority="49"/>
-    <w:lsdException w:name="List Table 5 Dark" w:uiPriority="50"/>
-    <w:lsdException w:name="List Table 6 Colorful" w:uiPriority="51"/>
-    <w:lsdException w:name="List Table 7 Colorful" w:uiPriority="52"/>
-    <w:lsdException w:name="List Table 1 Light Accent 1" w:uiPriority="46"/>
-    <w:lsdException w:name="List Table 2 Accent 1" w:uiPriority="47"/>
-    <w:lsdException w:name="List Table 3 Accent 1" w:uiPriority="48"/>
-    <w:lsdException w:name="List Table 4 Accent 1" w:uiPriority="49"/>
-    <w:lsdException w:name="List Table 5 Dark Accent 1" w:uiPriority="50"/>
-    <w:lsdException w:name="List Table 6 Colorful Accent 1" w:uiPriority="51"/>
-    <w:lsdException w:name="List Table 7 Colorful Accent 1" w:uiPriority="52"/>
-    <w:lsdException w:name="List Table 1 Light Accent 2" w:uiPriority="46"/>
-    <w:lsdException w:name="List Table 2 Accent 2" w:uiPriority="47"/>
-    <w:lsdException w:name="List Table 3 Accent 2" w:uiPriority="48"/>
-    <w:lsdException w:name="List Table 4 Accent 2" w:uiPriority="49"/>
-    <w:lsdException w:name="List Table 5 Dark Accent 2" w:uiPriority="50"/>
-    <w:lsdException w:name="List Table 6 Colorful Accent 2" w:uiPriority="51"/>
-    <w:lsdException w:name="List Table 7 Colorful Accent 2" w:uiPriority="52"/>
-    <w:lsdException w:name="List Table 1 Light Accent 3" w:uiPriority="46"/>
-    <w:lsdException w:name="List Table 2 Accent 3" w:uiPriority="47"/>
-    <w:lsdException w:name="List Table 3 Accent 3" w:uiPriority="48"/>
-    <w:lsdException w:name="List Table 4 Accent 3" w:uiPriority="49"/>
-    <w:lsdException w:name="List Table 5 Dark Accent 3" w:uiPriority="50"/>
-    <w:lsdException w:name="List Table 6 Colorful Accent 3" w:uiPriority="51"/>
-    <w:lsdException w:name="List Table 7 Colorful Accent 3" w:uiPriority="52"/>
-    <w:lsdException w:name="List Table 1 Light Accent 4" w:uiPriority="46"/>
-    <w:lsdException w:name="List Table 2 Accent 4" w:uiPriority="47"/>
-    <w:lsdException w:name="List Table 3 Accent 4" w:uiPriority="48"/>
-    <w:lsdException w:name="List Table 4 Accent 4" w:uiPriority="49"/>
-    <w:lsdException w:name="List Table 5 Dark Accent 4" w:uiPriority="50"/>
-    <w:lsdException w:name="List Table 6 Colorful Accent 4" w:uiPriority="51"/>
-    <w:lsdException w:name="List Table 7 Colorful Accent 4" w:uiPriority="52"/>
-    <w:lsdException w:name="List Table 1 Light Accent 5" w:uiPriority="46"/>
-    <w:lsdException w:name="List Table 2 Accent 5" w:uiPriority="47"/>
-    <w:lsdException w:name="List Table 3 Accent 5" w:uiPriority="48"/>
-    <w:lsdException w:name="List Table 4 Accent 5" w:uiPriority="49"/>
-    <w:lsdException w:name="List Table 5 Dark Accent 5" w:uiPriority="50"/>
-    <w:lsdException w:name="List Table 6 Colorful Accent 5" w:uiPriority="51"/>
-    <w:lsdException w:name="List Table 7 Colorful Accent 5" w:uiPriority="52"/>
-    <w:lsdException w:name="List Table 1 Light Accent 6" w:uiPriority="46"/>
-    <w:lsdException w:name="List Table 2 Accent 6" w:uiPriority="47"/>
-    <w:lsdException w:name="List Table 3 Accent 6" w:uiPriority="48"/>
-    <w:lsdException w:name="List Table 4 Accent 6" w:uiPriority="49"/>
-    <w:lsdException w:name="List Table 5 Dark Accent 6" w:uiPriority="50"/>
-    <w:lsdException w:name="List Table 6 Colorful Accent 6" w:uiPriority="51"/>
-    <w:lsdException w:name="List Table 7 Colorful Accent 6" w:uiPriority="52"/>
-    <w:lsdException w:name="Mention" w:semiHidden="1" w:uiPriority="99" w:unhideWhenUsed="1"/>
-    <w:lsdException w:name="Smart Hyperlink" w:semiHidden="1" w:uiPriority="99" w:unhideWhenUsed="1"/>
-    <w:lsdException w:name="Hashtag" w:semiHidden="1" w:uiPriority="99" w:unhideWhenUsed="1"/>
-    <w:lsdException w:name="Unresolved Mention" w:semiHidden="1" w:uiPriority="99" w:unhideWhenUsed="1"/>
-    <w:lsdException w:name="Smart Link" w:semiHidden="1" w:uiPriority="99" w:unhideWhenUsed="1"/>
+  </w:latentStyles>
+  <w:style w:type="paragraph" w:default="1" w:styleId="a">
+    <w:name w:val="Normal"/>
+    <w:qFormat/>
+    <w:rPr>
+      <w:sz w:val="24"/>
+      <w:szCs w:val="24"/>
+      <w:lang w:eastAsia="en-US"/>
+    </w:rPr>
+  </w:style>
+  <w:style w:type="character" w:default="1" w:styleId="a0">
+    <w:name w:val="Default Paragraph Font"/>
+    <w:uiPriority w:val="1"/>
+    <w:semiHidden/>
+    <w:unhideWhenUsed/>
+  </w:style>
+  <w:style w:type="table" w:default="1" w:styleId="a1">
+    <w:name w:val="Normal Table"/>
+    <w:uiPriority w:val="99"/>
+    <w:semiHidden/>
+    <w:unhideWhenUsed/>
+    <w:tblPr>
+      <w:tblInd w:w="0" w:type="dxa"/>
+      <w:tblCellMar>
+        <w:top w:w="0" w:type="dxa"/>
+        <w:left w:w="108" w:type="dxa"/>
+        <w:bottom w:w="0" w:type="dxa"/>
+        <w:right w:w="108" w:type="dxa"/>
+      </w:tblCellMar>
+    </w:tblPr>
+  </w:style>
+  <w:style w:type="numbering" w:default="1" w:styleId="a2">
+    <w:name w:val="No List"/>
+    <w:uiPriority w:val="99"/>
+    <w:semiHidden/>
+    <w:unhideWhenUsed/>
+  </w:style>
+  <w:style w:type="paragraph" w:styleId="2">
+    <w:name w:val="Body Text Indent 2"/>
+    <w:basedOn w:val="a"/>
+    <w:pPr>
+      <w:ind w:left="426"/>
+    </w:pPr>
+    <w:rPr>
+      <w:rFonts w:ascii="ＭＳ 明朝" w:hAnsi="ＭＳ 明朝"/>
+      <w:sz w:val="21"/>
+      <w:lang w:eastAsia="ja-JP"/>
+    </w:rPr>
+  </w:style>
+  <w:style w:type="paragraph" w:styleId="a3">
+    <w:name w:val="Body Text Indent"/>
+    <w:basedOn w:val="a"/>
+    <w:pPr>
+      <w:ind w:firstLine="360"/>
+      <w:jc w:val="both"/>
+    </w:pPr>
+    <w:rPr>
+      <w:rFonts w:ascii="ＭＳ 明朝" w:hAnsi="ＭＳ 明朝"/>
+      <w:sz w:val="21"/>
+      <w:lang w:eastAsia="ja-JP"/>
+    </w:rPr>
+  </w:style>
+  <w:style w:type="paragraph" w:styleId="20">
+    <w:name w:val="Body Text 2"/>
+    <w:basedOn w:val="a"/>
+    <w:pPr>
+      <w:jc w:val="both"/>
+    </w:pPr>
+    <w:rPr>
+      <w:rFonts w:ascii="ＭＳ 明朝" w:hAnsi="ＭＳ 明朝"/>
+      <w:sz w:val="21"/>
+      <w:lang w:eastAsia="ja-JP"/>
+    </w:rPr>
+  </w:style>
+  <w:style w:type="paragraph" w:styleId="a4">
+    <w:name w:val="Body Text"/>
+    <w:basedOn w:val="a"/>
+    <w:rPr>
+      <w:sz w:val="21"/>
+      <w:lang w:eastAsia="ja-JP"/>
+    </w:rPr>
+  </w:style>
+  <w:style w:type="paragraph" w:styleId="a5">
+    <w:name w:val="header"/>
+    <w:basedOn w:val="a"/>
+    <w:link w:val="a6"/>
+    <w:pPr>
+      <w:tabs>
+        <w:tab w:val="center" w:pos="4252"/>
+        <w:tab w:val="right" w:pos="8504"/>
+      </w:tabs>
+      <w:snapToGrid w:val="0"/>
+    </w:pPr>
+    <w:rPr>
+      <w:lang w:eastAsia="ja-JP"/>
+    </w:rPr>
+  </w:style>
+  <w:style w:type="character" w:styleId="a7">
+    <w:name w:val="page number"/>
+    <w:basedOn w:val="a0"/>
+  </w:style>
+  <w:style w:type="paragraph" w:styleId="a8">
+    <w:name w:val="footer"/>
+    <w:basedOn w:val="a"/>
+    <w:pPr>
+      <w:tabs>
+        <w:tab w:val="center" w:pos="4252"/>
+        <w:tab w:val="right" w:pos="8504"/>
+      </w:tabs>
+    </w:pPr>
+  </w:style>
+  <w:style w:type="paragraph" w:styleId="a9">
+    <w:name w:val="Balloon Text"/>
+    <w:basedOn w:val="a"/>
+    <w:semiHidden/>
+    <w:rPr>
+      <w:rFonts w:ascii="Arial" w:eastAsia="ＭＳ ゴシック" w:hAnsi="Arial"/>
+      <w:sz w:val="18"/>
+      <w:szCs w:val="18"/>
+    </w:rPr>
+  </w:style>
+  <w:style w:type="table" w:styleId="aa">
+    <w:name w:val="Table Grid"/>
+    <w:basedOn w:val="a1"/>
+    <w:rsid w:val="002F3E58"/>
+    <w:tblPr>
+      <w:tblBorders>
+        <w:top w:val="single" w:sz="4" w:space="0" w:color="auto"/>
+        <w:left w:val="single" w:sz="4" w:space="0" w:color="auto"/>
+        <w:bottom w:val="single" w:sz="4" w:space="0" w:color="auto"/>
+        <w:right w:val="single" w:sz="4" w:space="0" w:color="auto"/>
+        <w:insideH w:val="single" w:sz="4" w:space="0" w:color="auto"/>
+        <w:insideV w:val="single" w:sz="4" w:space="0" w:color="auto"/>
+      </w:tblBorders>
+    </w:tblPr>
+  </w:style>
+  <w:style w:type="paragraph" w:styleId="ab">
+    <w:name w:val="List Paragraph"/>
+    <w:basedOn w:val="a"/>
+    <w:uiPriority w:val="34"/>
+    <w:qFormat/>
+    <w:rsid w:val="00A91707"/>
+    <w:pPr>
+      <w:ind w:leftChars="400" w:left="840"/>
+    </w:pPr>
+  </w:style>
+  <w:style w:type="character" w:styleId="ac">
+    <w:name w:val="annotation reference"/>
+    <w:rsid w:val="00BC15D0"/>
+    <w:rPr>
+      <w:sz w:val="18"/>
+      <w:szCs w:val="18"/>
+    </w:rPr>
+  </w:style>
+  <w:style w:type="paragraph" w:styleId="ad">
+    <w:name w:val="annotation text"/>
+    <w:basedOn w:val="a"/>
+    <w:link w:val="ae"/>
+    <w:rsid w:val="00BC15D0"/>
+  </w:style>
+  <w:style w:type="character" w:customStyle="1" w:styleId="ae">
+    <w:name w:val="コメント文字列 (文字)"/>
+    <w:link w:val="ad"/>
+    <w:rsid w:val="00BC15D0"/>
+    <w:rPr>
+      <w:sz w:val="24"/>
+      <w:szCs w:val="24"/>
+      <w:lang w:eastAsia="en-US"/>
+    </w:rPr>
+  </w:style>
+  <w:style w:type="paragraph" w:styleId="af">
+    <w:name w:val="annotation subject"/>
+    <w:basedOn w:val="ad"/>
+    <w:next w:val="ad"/>
+    <w:link w:val="af0"/>
+    <w:rsid w:val="00BC15D0"/>
+    <w:rPr>
+      <w:b/>
+      <w:bCs/>
+    </w:rPr>
+  </w:style>
+  <w:style w:type="character" w:customStyle="1" w:styleId="af0">
+    <w:name w:val="コメント内容 (文字)"/>
+    <w:link w:val="af"/>
+    <w:rsid w:val="00BC15D0"/>
+    <w:rPr>
+      <w:b/>
+      <w:bCs/>
+      <w:sz w:val="24"/>
+      <w:szCs w:val="24"/>
+      <w:lang w:eastAsia="en-US"/>
+    </w:rPr>
+  </w:style>
+  <w:style w:type="paragraph" w:styleId="af1">
+    <w:name w:val="Revision"/>
+    <w:hidden/>
+    <w:uiPriority w:val="99"/>
+    <w:semiHidden/>
+    <w:rsid w:val="00FE2349"/>
+    <w:rPr>
+      <w:sz w:val="24"/>
+      <w:szCs w:val="24"/>
+      <w:lang w:eastAsia="en-US"/>
+    </w:rPr>
+  </w:style>
+  <w:style w:type="character" w:customStyle="1" w:styleId="a6">
+    <w:name w:val="ヘッダー (文字)"/>
+    <w:link w:val="a5"/>
+    <w:rsid w:val="0087354C"/>
+    <w:rPr>
+      <w:sz w:val="24"/>
+      <w:szCs w:val="24"/>
+    </w:rPr>
+  </w:style>
+</w:styles>
+</file>
+
+<file path=word/stylesWithEffects.xml><?xml version="1.0" encoding="utf-8"?>
+<w:styles xmlns:wpc="http://schemas.microsoft.com/office/word/2010/wordprocessingCanvas" xmlns:mc="http://schemas.openxmlformats.org/markup-compatibility/2006" xmlns:o="urn:schemas-microsoft-com:office:office" xmlns:r="http://schemas.openxmlformats.org/officeDocument/2006/relationships" xmlns:m="http://schemas.openxmlformats.org/officeDocument/2006/math" xmlns:v="urn:schemas-microsoft-com:vml" xmlns:wp14="http://schemas.microsoft.com/office/word/2010/wordprocessingDrawing" xmlns:wp="http://schemas.openxmlformats.org/drawingml/2006/wordprocessingDrawing" xmlns:w10="urn:schemas-microsoft-com:office:word" xmlns:w="http://schemas.openxmlformats.org/wordprocessingml/2006/main" xmlns:w14="http://schemas.microsoft.com/office/word/2010/wordml" xmlns:wpg="http://schemas.microsoft.com/office/word/2010/wordprocessingGroup" xmlns:wpi="http://schemas.microsoft.com/office/word/2010/wordprocessingInk" xmlns:wne="http://schemas.microsoft.com/office/word/2006/wordml" xmlns:wps="http://schemas.microsoft.com/office/word/2010/wordprocessingShape" mc:Ignorable="w14 wp14">
+  <w:docDefaults>
+    <w:rPrDefault>
+      <w:rPr>
+        <w:rFonts w:ascii="Times New Roman" w:eastAsia="ＭＳ 明朝" w:hAnsi="Times New Roman" w:cs="Times New Roman"/>
+        <w:lang w:val="en-US" w:eastAsia="ja-JP" w:bidi="ar-SA"/>
+      </w:rPr>
+    </w:rPrDefault>
+    <w:pPrDefault/>
+  </w:docDefaults>
+  <w:latentStyles w:defLockedState="0" w:defUIPriority="0" w:defSemiHidden="0" w:defUnhideWhenUsed="0" w:defQFormat="0" w:count="267">
+    <w:lsdException w:name="Normal" w:qFormat="1"/>
+    <w:lsdException w:name="heading 1" w:qFormat="1"/>
+    <w:lsdException w:name="heading 2" w:semiHidden="1" w:unhideWhenUsed="1" w:qFormat="1"/>
+    <w:lsdException w:name="heading 3" w:semiHidden="1" w:unhideWhenUsed="1" w:qFormat="1"/>
+    <w:lsdException w:name="heading 4" w:semiHidden="1" w:unhideWhenUsed="1" w:qFormat="1"/>
+    <w:lsdException w:name="heading 5" w:semiHidden="1" w:unhideWhenUsed="1" w:qFormat="1"/>
+    <w:lsdException w:name="heading 6" w:semiHidden="1" w:unhideWhenUsed="1" w:qFormat="1"/>
+    <w:lsdException w:name="heading 7" w:semiHidden="1" w:unhideWhenUsed="1" w:qFormat="1"/>
+    <w:lsdException w:name="heading 8" w:semiHidden="1" w:unhideWhenUsed="1" w:qFormat="1"/>
+    <w:lsdException w:name="heading 9" w:semiHidden="1" w:unhideWhenUsed="1" w:qFormat="1"/>
+    <w:lsdException w:name="caption" w:semiHidden="1" w:unhideWhenUsed="1" w:qFormat="1"/>
+    <w:lsdException w:name="Title" w:qFormat="1"/>
+    <w:lsdException w:name="Subtitle" w:qFormat="1"/>
+    <w:lsdException w:name="Strong" w:qFormat="1"/>
+    <w:lsdException w:name="Emphasis" w:qFormat="1"/>
+    <w:lsdException w:name="HTML Typewriter" w:semiHidden="1" w:unhideWhenUsed="1"/>
+    <w:lsdException w:name="Normal Table" w:semiHidden="1" w:unhideWhenUsed="1"/>
+    <w:lsdException w:name="Outline List 2" w:semiHidden="1" w:unhideWhenUsed="1"/>
+    <w:lsdException w:name="Outline List 3" w:semiHidden="1" w:unhideWhenUsed="1"/>
+    <w:lsdException w:name="Table Simple 1" w:semiHidden="1" w:unhideWhenUsed="1"/>
+    <w:lsdException w:name="Table Simple 2" w:semiHidden="1" w:unhideWhenUsed="1"/>
+    <w:lsdException w:name="Table Simple 3" w:semiHidden="1" w:unhideWhenUsed="1"/>
+    <w:lsdException w:name="Table Classic 1" w:semiHidden="1" w:unhideWhenUsed="1"/>
+    <w:lsdException w:name="Table Classic 2" w:semiHidden="1" w:unhideWhenUsed="1"/>
+    <w:lsdException w:name="Table Classic 3" w:semiHidden="1" w:unhideWhenUsed="1"/>
+    <w:lsdException w:name="Table Classic 4" w:semiHidden="1" w:unhideWhenUsed="1"/>
+    <w:lsdException w:name="Table Colorful 1" w:semiHidden="1" w:unhideWhenUsed="1"/>
+    <w:lsdException w:name="Table Colorful 2" w:semiHidden="1" w:unhideWhenUsed="1"/>
+    <w:lsdException w:name="Table Colorful 3" w:semiHidden="1" w:unhideWhenUsed="1"/>
+    <w:lsdException w:name="Table Columns 1" w:semiHidden="1" w:unhideWhenUsed="1"/>
+    <w:lsdException w:name="Table Columns 2" w:semiHidden="1" w:unhideWhenUsed="1"/>
+    <w:lsdException w:name="Table Columns 3" w:semiHidden="1" w:unhideWhenUsed="1"/>
+    <w:lsdException w:name="Table Columns 4" w:semiHidden="1" w:unhideWhenUsed="1"/>
+    <w:lsdException w:name="Table Columns 5" w:semiHidden="1" w:unhideWhenUsed="1"/>
+    <w:lsdException w:name="Table Grid 1" w:semiHidden="1" w:unhideWhenUsed="1"/>
+    <w:lsdException w:name="Table Grid 2" w:semiHidden="1" w:unhideWhenUsed="1"/>
+    <w:lsdException w:name="Table Grid 3" w:semiHidden="1" w:unhideWhenUsed="1"/>
+    <w:lsdException w:name="Table Grid 4" w:semiHidden="1" w:unhideWhenUsed="1"/>
+    <w:lsdException w:name="Table Grid 5" w:semiHidden="1" w:unhideWhenUsed="1"/>
+    <w:lsdException w:name="Table Grid 6" w:semiHidden="1" w:unhideWhenUsed="1"/>
+    <w:lsdException w:name="Table Grid 7" w:semiHidden="1" w:unhideWhenUsed="1"/>
+    <w:lsdException w:name="Table Grid 8" w:semiHidden="1" w:unhideWhenUsed="1"/>
+    <w:lsdException w:name="Table List 1" w:semiHidden="1" w:unhideWhenUsed="1"/>
+    <w:lsdException w:name="Table List 2" w:semiHidden="1" w:unhideWhenUsed="1"/>
+    <w:lsdException w:name="Table List 3" w:semiHidden="1" w:unhideWhenUsed="1"/>
+    <w:lsdException w:name="Table List 4" w:semiHidden="1" w:unhideWhenUsed="1"/>
+    <w:lsdException w:name="Table List 5" w:semiHidden="1" w:unhideWhenUsed="1"/>
+    <w:lsdException w:name="Table List 6" w:semiHidden="1" w:unhideWhenUsed="1"/>
+    <w:lsdException w:name="Table List 7" w:semiHidden="1" w:unhideWhenUsed="1"/>
+    <w:lsdException w:name="Table List 8" w:semiHidden="1" w:unhideWhenUsed="1"/>
+    <w:lsdException w:name="Table 3D effects 1" w:semiHidden="1" w:unhideWhenUsed="1"/>
+    <w:lsdException w:name="Table 3D effects 2" w:semiHidden="1" w:unhideWhenUsed="1"/>
+    <w:lsdException w:name="Table 3D effects 3" w:semiHidden="1" w:unhideWhenUsed="1"/>
+    <w:lsdException w:name="Table Contemporary" w:semiHidden="1" w:unhideWhenUsed="1"/>
+    <w:lsdException w:name="Table Elegant" w:semiHidden="1" w:unhideWhenUsed="1"/>
+    <w:lsdException w:name="Table Professional" w:semiHidden="1" w:unhideWhenUsed="1"/>
+    <w:lsdException w:name="Table Subtle 1" w:semiHidden="1" w:unhideWhenUsed="1"/>
+    <w:lsdException w:name="Table Subtle 2" w:semiHidden="1" w:unhideWhenUsed="1"/>
+    <w:lsdException w:name="Table Web 1" w:semiHidden="1" w:unhideWhenUsed="1"/>
+    <w:lsdException w:name="Table Web 2" w:semiHidden="1" w:unhideWhenUsed="1"/>
+    <w:lsdException w:name="Table Web 3" w:semiHidden="1" w:unhideWhenUsed="1"/>
+    <w:lsdException w:name="Balloon Text" w:semiHidden="1" w:unhideWhenUsed="1"/>
+    <w:lsdException w:name="Table Theme" w:semiHidden="1" w:unhideWhenUsed="1"/>
+    <w:lsdException w:name="Placeholder Text" w:semiHidden="1" w:uiPriority="99"/>
+    <w:lsdException w:name="No Spacing" w:uiPriority="1" w:qFormat="1"/>
+    <w:lsdException w:name="Light Shading" w:uiPriority="60"/>
+    <w:lsdException w:name="Light List" w:uiPriority="61"/>
+    <w:lsdException w:name="Light Grid" w:uiPriority="62"/>
+    <w:lsdException w:name="Medium Shading 1" w:uiPriority="63"/>
+    <w:lsdException w:name="Medium Shading 2" w:uiPriority="64"/>
+    <w:lsdException w:name="Medium List 1" w:uiPriority="65"/>
+    <w:lsdException w:name="Medium List 2" w:uiPriority="66"/>
+    <w:lsdException w:name="Medium Grid 1" w:uiPriority="67"/>
+    <w:lsdException w:name="Medium Grid 2" w:uiPriority="68"/>
+    <w:lsdException w:name="Medium Grid 3" w:uiPriority="69"/>
+    <w:lsdException w:name="Dark List" w:uiPriority="70"/>
+    <w:lsdException w:name="Colorful Shading" w:uiPriority="71"/>
+    <w:lsdException w:name="Colorful List" w:uiPriority="72"/>
+    <w:lsdException w:name="Colorful Grid" w:uiPriority="73"/>
+    <w:lsdException w:name="Light Shading Accent 1" w:uiPriority="60"/>
+    <w:lsdException w:name="Light List Accent 1" w:uiPriority="61"/>
+    <w:lsdException w:name="Light Grid Accent 1" w:uiPriority="62"/>
+    <w:lsdException w:name="Medium Shading 1 Accent 1" w:uiPriority="63"/>
+    <w:lsdException w:name="Medium Shading 2 Accent 1" w:uiPriority="64"/>
+    <w:lsdException w:name="Medium List 1 Accent 1" w:uiPriority="65"/>
+    <w:lsdException w:name="Revision" w:semiHidden="1" w:uiPriority="99"/>
+    <w:lsdException w:name="List Paragraph" w:uiPriority="34" w:qFormat="1"/>
+    <w:lsdException w:name="Quote" w:uiPriority="29" w:qFormat="1"/>
+    <w:lsdException w:name="Intense Quote" w:uiPriority="30" w:qFormat="1"/>
+    <w:lsdException w:name="Medium List 2 Accent 1" w:uiPriority="66"/>
+    <w:lsdException w:name="Medium Grid 1 Accent 1" w:uiPriority="67"/>
+    <w:lsdException w:name="Medium Grid 2 Accent 1" w:uiPriority="68"/>
+    <w:lsdException w:name="Medium Grid 3 Accent 1" w:uiPriority="69"/>
+    <w:lsdException w:name="Dark List Accent 1" w:uiPriority="70"/>
+    <w:lsdException w:name="Colorful Shading Accent 1" w:uiPriority="71"/>
+    <w:lsdException w:name="Colorful List Accent 1" w:uiPriority="72"/>
+    <w:lsdException w:name="Colorful Grid Accent 1" w:uiPriority="73"/>
+    <w:lsdException w:name="Light Shading Accent 2" w:uiPriority="60"/>
+    <w:lsdException w:name="Light List Accent 2" w:uiPriority="61"/>
+    <w:lsdException w:name="Light Grid Accent 2" w:uiPriority="62"/>
+    <w:lsdException w:name="Medium Shading 1 Accent 2" w:uiPriority="63"/>
+    <w:lsdException w:name="Medium Shading 2 Accent 2" w:uiPriority="64"/>
+    <w:lsdException w:name="Medium List 1 Accent 2" w:uiPriority="65"/>
+    <w:lsdException w:name="Medium List 2 Accent 2" w:uiPriority="66"/>
+    <w:lsdException w:name="Medium Grid 1 Accent 2" w:uiPriority="67"/>
+    <w:lsdException w:name="Medium Grid 2 Accent 2" w:uiPriority="68"/>
+    <w:lsdException w:name="Medium Grid 3 Accent 2" w:uiPriority="69"/>
+    <w:lsdException w:name="Dark List Accent 2" w:uiPriority="70"/>
+    <w:lsdException w:name="Colorful Shading Accent 2" w:uiPriority="71"/>
+    <w:lsdException w:name="Colorful List Accent 2" w:uiPriority="72"/>
+    <w:lsdException w:name="Colorful Grid Accent 2" w:uiPriority="73"/>
+    <w:lsdException w:name="Light Shading Accent 3" w:uiPriority="60"/>
+    <w:lsdException w:name="Light List Accent 3" w:uiPriority="61"/>
+    <w:lsdException w:name="Light Grid Accent 3" w:uiPriority="62"/>
+    <w:lsdException w:name="Medium Shading 1 Accent 3" w:uiPriority="63"/>
+    <w:lsdException w:name="Medium Shading 2 Accent 3" w:uiPriority="64"/>
+    <w:lsdException w:name="Medium List 1 Accent 3" w:uiPriority="65"/>
+    <w:lsdException w:name="Medium List 2 Accent 3" w:uiPriority="66"/>
+    <w:lsdException w:name="Medium Grid 1 Accent 3" w:uiPriority="67"/>
+    <w:lsdException w:name="Medium Grid 2 Accent 3" w:uiPriority="68"/>
+    <w:lsdException w:name="Medium Grid 3 Accent 3" w:uiPriority="69"/>
+    <w:lsdException w:name="Dark List Accent 3" w:uiPriority="70"/>
+    <w:lsdException w:name="Colorful Shading Accent 3" w:uiPriority="71"/>
+    <w:lsdException w:name="Colorful List Accent 3" w:uiPriority="72"/>
+    <w:lsdException w:name="Colorful Grid Accent 3" w:uiPriority="73"/>
+    <w:lsdException w:name="Light Shading Accent 4" w:uiPriority="60"/>
+    <w:lsdException w:name="Light List Accent 4" w:uiPriority="61"/>
+    <w:lsdException w:name="Light Grid Accent 4" w:uiPriority="62"/>
+    <w:lsdException w:name="Medium Shading 1 Accent 4" w:uiPriority="63"/>
+    <w:lsdException w:name="Medium Shading 2 Accent 4" w:uiPriority="64"/>
+    <w:lsdException w:name="Medium List 1 Accent 4" w:uiPriority="65"/>
+    <w:lsdException w:name="Medium List 2 Accent 4" w:uiPriority="66"/>
+    <w:lsdException w:name="Medium Grid 1 Accent 4" w:uiPriority="67"/>
+    <w:lsdException w:name="Medium Grid 2 Accent 4" w:uiPriority="68"/>
+    <w:lsdException w:name="Medium Grid 3 Accent 4" w:uiPriority="69"/>
+    <w:lsdException w:name="Dark List Accent 4" w:uiPriority="70"/>
+    <w:lsdException w:name="Colorful Shading Accent 4" w:uiPriority="71"/>
+    <w:lsdException w:name="Colorful List Accent 4" w:uiPriority="72"/>
+    <w:lsdException w:name="Colorful Grid Accent 4" w:uiPriority="73"/>
+    <w:lsdException w:name="Light Shading Accent 5" w:uiPriority="60"/>
+    <w:lsdException w:name="Light List Accent 5" w:uiPriority="61"/>
+    <w:lsdException w:name="Light Grid Accent 5" w:uiPriority="62"/>
+    <w:lsdException w:name="Medium Shading 1 Accent 5" w:uiPriority="63"/>
+    <w:lsdException w:name="Medium Shading 2 Accent 5" w:uiPriority="64"/>
+    <w:lsdException w:name="Medium List 1 Accent 5" w:uiPriority="65"/>
+    <w:lsdException w:name="Medium List 2 Accent 5" w:uiPriority="66"/>
+    <w:lsdException w:name="Medium Grid 1 Accent 5" w:uiPriority="67"/>
+    <w:lsdException w:name="Medium Grid 2 Accent 5" w:uiPriority="68"/>
+    <w:lsdException w:name="Medium Grid 3 Accent 5" w:uiPriority="69"/>
+    <w:lsdException w:name="Dark List Accent 5" w:uiPriority="70"/>
+    <w:lsdException w:name="Colorful Shading Accent 5" w:uiPriority="71"/>
+    <w:lsdException w:name="Colorful List Accent 5" w:uiPriority="72"/>
+    <w:lsdException w:name="Colorful Grid Accent 5" w:uiPriority="73"/>
+    <w:lsdException w:name="Light Shading Accent 6" w:uiPriority="60"/>
+    <w:lsdException w:name="Light List Accent 6" w:uiPriority="61"/>
+    <w:lsdException w:name="Light Grid Accent 6" w:uiPriority="62"/>
+    <w:lsdException w:name="Medium Shading 1 Accent 6" w:uiPriority="63"/>
+    <w:lsdException w:name="Medium Shading 2 Accent 6" w:uiPriority="64"/>
+    <w:lsdException w:name="Medium List 1 Accent 6" w:uiPriority="65"/>
+    <w:lsdException w:name="Medium List 2 Accent 6" w:uiPriority="66"/>
+    <w:lsdException w:name="Medium Grid 1 Accent 6" w:uiPriority="67"/>
+    <w:lsdException w:name="Medium Grid 2 Accent 6" w:uiPriority="68"/>
+    <w:lsdException w:name="Medium Grid 3 Accent 6" w:uiPriority="69"/>
+    <w:lsdException w:name="Dark List Accent 6" w:uiPriority="70"/>
+    <w:lsdException w:name="Colorful Shading Accent 6" w:uiPriority="71"/>
+    <w:lsdException w:name="Colorful List Accent 6" w:uiPriority="72"/>
+    <w:lsdException w:name="Colorful Grid Accent 6" w:uiPriority="73"/>
+    <w:lsdException w:name="Subtle Emphasis" w:uiPriority="19" w:qFormat="1"/>
+    <w:lsdException w:name="Intense Emphasis" w:uiPriority="21" w:qFormat="1"/>
+    <w:lsdException w:name="Subtle Reference" w:uiPriority="31" w:qFormat="1"/>
+    <w:lsdException w:name="Intense Reference" w:uiPriority="32" w:qFormat="1"/>
+    <w:lsdException w:name="Book Title" w:uiPriority="33" w:qFormat="1"/>
+    <w:lsdException w:name="Bibliography" w:semiHidden="1" w:uiPriority="37" w:unhideWhenUsed="1"/>
+    <w:lsdException w:name="TOC Heading" w:semiHidden="1" w:uiPriority="39" w:unhideWhenUsed="1" w:qFormat="1"/>
   </w:latentStyles>
   <w:style w:type="paragraph" w:default="1" w:styleId="a">
     <w:name w:val="Normal"/>
@@ -10482,28 +10866,13 @@
   <a:extraClrSchemeLst/>
   <a:extLst>
     <a:ext uri="{05A4C25C-085E-4340-85A3-A5531E510DB2}">
-      <thm15:themeFamily xmlns:thm15="http://schemas.microsoft.com/office/thememl/2012/main" name="Office Theme" id="{62F939B6-93AF-4DB8-9C6B-D6C7DFDC589F}" vid="{4A3C46E8-61CC-4603-A589-7422A47A8E4A}"/>
+      <thm15:themeFamily xmlns:thm15="http://schemas.microsoft.com/office/thememl/2012/main" xmlns="" name="Office Theme" id="{62F939B6-93AF-4DB8-9C6B-D6C7DFDC589F}" vid="{4A3C46E8-61CC-4603-A589-7422A47A8E4A}"/>
     </a:ext>
   </a:extLst>
 </a:theme>
 </file>
 
 <file path=customXml/item1.xml><?xml version="1.0" encoding="utf-8"?>
-<p:properties xmlns:p="http://schemas.microsoft.com/office/2006/metadata/properties" xmlns:xsi="http://www.w3.org/2001/XMLSchema-instance" xmlns:pc="http://schemas.microsoft.com/office/infopath/2007/PartnerControls">
-  <documentManagement>
-    <lcf76f155ced4ddcb4097134ff3c332f xmlns="de1ba629-2ef5-49ac-9285-140fa60976af">
-      <Terms xmlns="http://schemas.microsoft.com/office/infopath/2007/PartnerControls"/>
-    </lcf76f155ced4ddcb4097134ff3c332f>
-    <TaxCatchAll xmlns="4d7fb8f6-9384-49ba-9078-0024065d699e" xsi:nil="true"/>
-  </documentManagement>
-</p:properties>
-</file>
-
-<file path=customXml/item2.xml><?xml version="1.0" encoding="utf-8"?>
-<b:Sources xmlns:b="http://schemas.openxmlformats.org/officeDocument/2006/bibliography" xmlns="http://schemas.openxmlformats.org/officeDocument/2006/bibliography" SelectedStyle="\APASixthEditionOfficeOnline.xsl" StyleName="APA" Version="6"/>
-</file>
-
-<file path=customXml/item3.xml><?xml version="1.0" encoding="utf-8"?>
 <ct:contentTypeSchema xmlns:ct="http://schemas.microsoft.com/office/2006/metadata/contentType" xmlns:ma="http://schemas.microsoft.com/office/2006/metadata/properties/metaAttributes" ct:_="" ma:_="" ma:contentTypeName="ドキュメント" ma:contentTypeID="0x010100B9F3419BC2D8D64D830E9AEB8963277A" ma:contentTypeVersion="12" ma:contentTypeDescription="新しいドキュメントを作成します。" ma:contentTypeScope="" ma:versionID="aaae8dea08b675139fd36b71e1da83a8">
   <xsd:schema xmlns:xsd="http://www.w3.org/2001/XMLSchema" xmlns:xs="http://www.w3.org/2001/XMLSchema" xmlns:p="http://schemas.microsoft.com/office/2006/metadata/properties" xmlns:ns2="de1ba629-2ef5-49ac-9285-140fa60976af" xmlns:ns3="4d7fb8f6-9384-49ba-9078-0024065d699e" targetNamespace="http://schemas.microsoft.com/office/2006/metadata/properties" ma:root="true" ma:fieldsID="845626131e878e0396b23398a507c366" ns2:_="" ns3:_="">
     <xsd:import namespace="de1ba629-2ef5-49ac-9285-140fa60976af"/>
@@ -10704,7 +11073,18 @@
 </ct:contentTypeSchema>
 </file>
 
-<file path=customXml/item4.xml><?xml version="1.0" encoding="utf-8"?>
+<file path=customXml/item2.xml><?xml version="1.0" encoding="utf-8"?>
+<p:properties xmlns:p="http://schemas.microsoft.com/office/2006/metadata/properties" xmlns:xsi="http://www.w3.org/2001/XMLSchema-instance" xmlns:pc="http://schemas.microsoft.com/office/infopath/2007/PartnerControls">
+  <documentManagement>
+    <lcf76f155ced4ddcb4097134ff3c332f xmlns="de1ba629-2ef5-49ac-9285-140fa60976af">
+      <Terms xmlns="http://schemas.microsoft.com/office/infopath/2007/PartnerControls"/>
+    </lcf76f155ced4ddcb4097134ff3c332f>
+    <TaxCatchAll xmlns="4d7fb8f6-9384-49ba-9078-0024065d699e" xsi:nil="true"/>
+  </documentManagement>
+</p:properties>
+</file>
+
+<file path=customXml/item3.xml><?xml version="1.0" encoding="utf-8"?>
 <?mso-contentType ?>
 <FormTemplates xmlns="http://schemas.microsoft.com/sharepoint/v3/contenttype/forms">
   <Display>DocumentLibraryForm</Display>
@@ -10713,26 +11093,11 @@
 </FormTemplates>
 </file>
 
-<file path=customXml/itemProps1.xml><?xml version="1.0" encoding="utf-8"?>
-<ds:datastoreItem xmlns:ds="http://schemas.openxmlformats.org/officeDocument/2006/customXml" ds:itemID="{A5478276-9E21-4A4A-A6F2-AD15AE2FA40F}">
-  <ds:schemaRefs>
-    <ds:schemaRef ds:uri="http://schemas.microsoft.com/office/2006/metadata/properties"/>
-    <ds:schemaRef ds:uri="http://schemas.microsoft.com/office/infopath/2007/PartnerControls"/>
-    <ds:schemaRef ds:uri="de1ba629-2ef5-49ac-9285-140fa60976af"/>
-    <ds:schemaRef ds:uri="4d7fb8f6-9384-49ba-9078-0024065d699e"/>
-  </ds:schemaRefs>
-</ds:datastoreItem>
+<file path=customXml/item4.xml><?xml version="1.0" encoding="utf-8"?>
+<b:Sources xmlns:b="http://schemas.openxmlformats.org/officeDocument/2006/bibliography" xmlns="http://schemas.openxmlformats.org/officeDocument/2006/bibliography" SelectedStyle="\APASixthEditionOfficeOnline.xsl" StyleName="APA" Version="6"/>
 </file>
 
-<file path=customXml/itemProps2.xml><?xml version="1.0" encoding="utf-8"?>
-<ds:datastoreItem xmlns:ds="http://schemas.openxmlformats.org/officeDocument/2006/customXml" ds:itemID="{423FD959-AEE7-408D-9AFC-0D4FB168555B}">
-  <ds:schemaRefs>
-    <ds:schemaRef ds:uri="http://schemas.openxmlformats.org/officeDocument/2006/bibliography"/>
-  </ds:schemaRefs>
-</ds:datastoreItem>
-</file>
-
-<file path=customXml/itemProps3.xml><?xml version="1.0" encoding="utf-8"?>
+<file path=customXml/itemProps1.xml><?xml version="1.0" encoding="utf-8"?>
 <ds:datastoreItem xmlns:ds="http://schemas.openxmlformats.org/officeDocument/2006/customXml" ds:itemID="{E9CD3E6C-A02C-47D2-BF01-56F2391A1359}">
   <ds:schemaRefs>
     <ds:schemaRef ds:uri="http://schemas.microsoft.com/office/2006/metadata/contentType"/>
@@ -10751,10 +11116,29 @@
 </ds:datastoreItem>
 </file>
 
-<file path=customXml/itemProps4.xml><?xml version="1.0" encoding="utf-8"?>
+<file path=customXml/itemProps2.xml><?xml version="1.0" encoding="utf-8"?>
+<ds:datastoreItem xmlns:ds="http://schemas.openxmlformats.org/officeDocument/2006/customXml" ds:itemID="{A5478276-9E21-4A4A-A6F2-AD15AE2FA40F}">
+  <ds:schemaRefs>
+    <ds:schemaRef ds:uri="http://schemas.microsoft.com/office/2006/metadata/properties"/>
+    <ds:schemaRef ds:uri="http://schemas.microsoft.com/office/infopath/2007/PartnerControls"/>
+    <ds:schemaRef ds:uri="de1ba629-2ef5-49ac-9285-140fa60976af"/>
+    <ds:schemaRef ds:uri="4d7fb8f6-9384-49ba-9078-0024065d699e"/>
+  </ds:schemaRefs>
+</ds:datastoreItem>
+</file>
+
+<file path=customXml/itemProps3.xml><?xml version="1.0" encoding="utf-8"?>
 <ds:datastoreItem xmlns:ds="http://schemas.openxmlformats.org/officeDocument/2006/customXml" ds:itemID="{F1D3C6BC-4CEB-4ABE-803E-D4520F39430F}">
   <ds:schemaRefs>
     <ds:schemaRef ds:uri="http://schemas.microsoft.com/sharepoint/v3/contenttype/forms"/>
   </ds:schemaRefs>
 </ds:datastoreItem>
+</file>
+
+<file path=customXml/itemProps4.xml><?xml version="1.0" encoding="utf-8"?>
+<ds:datastoreItem xmlns:ds="http://schemas.openxmlformats.org/officeDocument/2006/customXml" ds:itemID="{8DF82E3A-0BA5-40C8-B972-E9235058E7B8}">
+  <ds:schemaRefs>
+    <ds:schemaRef ds:uri="http://schemas.openxmlformats.org/officeDocument/2006/bibliography"/>
+  </ds:schemaRefs>
+</ds:datastoreItem>
 </file>